--- a/4.5 Sensor de temperatura y humedad/sensor de temperatura y humedad.docx
+++ b/4.5 Sensor de temperatura y humedad/sensor de temperatura y humedad.docx
@@ -1,6 +1,6 @@
 
 <file path=word/document.xml><?xml version="1.0" encoding="utf-8"?>
-<w:document xmlns:wpc="http://schemas.microsoft.com/office/word/2010/wordprocessingCanvas" xmlns:cx="http://schemas.microsoft.com/office/drawing/2014/chartex" xmlns:cx1="http://schemas.microsoft.com/office/drawing/2015/9/8/chartex" xmlns:cx2="http://schemas.microsoft.com/office/drawing/2015/10/21/chartex" xmlns:cx3="http://schemas.microsoft.com/office/drawing/2016/5/9/chartex" xmlns:cx4="http://schemas.microsoft.com/office/drawing/2016/5/10/chartex" xmlns:cx5="http://schemas.microsoft.com/office/drawing/2016/5/11/chartex" xmlns:cx6="http://schemas.microsoft.com/office/drawing/2016/5/12/chartex" xmlns:cx7="http://schemas.microsoft.com/office/drawing/2016/5/13/chartex" xmlns:cx8="http://schemas.microsoft.com/office/drawing/2016/5/14/chartex" xmlns:mc="http://schemas.openxmlformats.org/markup-compatibility/2006" xmlns:aink="http://schemas.microsoft.com/office/drawing/2016/ink" xmlns:am3d="http://schemas.microsoft.com/office/drawing/2017/model3d" xmlns:o="urn:schemas-microsoft-com:office:office" xmlns:oel="http://schemas.microsoft.com/office/2019/extlst" xmlns:r="http://schemas.openxmlformats.org/officeDocument/2006/relationships" xmlns:m="http://schemas.openxmlformats.org/officeDocument/2006/math" xmlns:v="urn:schemas-microsoft-com:vml" xmlns:wp14="http://schemas.microsoft.com/office/word/2010/wordprocessingDrawing" xmlns:wp="http://schemas.openxmlformats.org/drawingml/2006/wordprocessingDrawing" xmlns:w10="urn:schemas-microsoft-com:office:word" xmlns:w="http://schemas.openxmlformats.org/wordprocessingml/2006/main" xmlns:w14="http://schemas.microsoft.com/office/word/2010/wordml" xmlns:w15="http://schemas.microsoft.com/office/word/2012/wordml" xmlns:w16cex="http://schemas.microsoft.com/office/word/2018/wordml/cex" xmlns:w16cid="http://schemas.microsoft.com/office/word/2016/wordml/cid" xmlns:w16="http://schemas.microsoft.com/office/word/2018/wordml" xmlns:w16sdtdh="http://schemas.microsoft.com/office/word/2020/wordml/sdtdatahash" xmlns:w16se="http://schemas.microsoft.com/office/word/2015/wordml/symex" xmlns:wpg="http://schemas.microsoft.com/office/word/2010/wordprocessingGroup" xmlns:wpi="http://schemas.microsoft.com/office/word/2010/wordprocessingInk" xmlns:wne="http://schemas.microsoft.com/office/word/2006/wordml" xmlns:wps="http://schemas.microsoft.com/office/word/2010/wordprocessingShape" mc:Ignorable="w14 w15 w16se w16cid w16 w16cex w16sdtdh wp14">
+<w:document xmlns:wpc="http://schemas.microsoft.com/office/word/2010/wordprocessingCanvas" xmlns:cx="http://schemas.microsoft.com/office/drawing/2014/chartex" xmlns:cx1="http://schemas.microsoft.com/office/drawing/2015/9/8/chartex" xmlns:cx2="http://schemas.microsoft.com/office/drawing/2015/10/21/chartex" xmlns:cx3="http://schemas.microsoft.com/office/drawing/2016/5/9/chartex" xmlns:cx4="http://schemas.microsoft.com/office/drawing/2016/5/10/chartex" xmlns:cx5="http://schemas.microsoft.com/office/drawing/2016/5/11/chartex" xmlns:cx6="http://schemas.microsoft.com/office/drawing/2016/5/12/chartex" xmlns:cx7="http://schemas.microsoft.com/office/drawing/2016/5/13/chartex" xmlns:cx8="http://schemas.microsoft.com/office/drawing/2016/5/14/chartex" xmlns:mc="http://schemas.openxmlformats.org/markup-compatibility/2006" xmlns:aink="http://schemas.microsoft.com/office/drawing/2016/ink" xmlns:am3d="http://schemas.microsoft.com/office/drawing/2017/model3d" xmlns:o="urn:schemas-microsoft-com:office:office" xmlns:oel="http://schemas.microsoft.com/office/2019/extlst" xmlns:r="http://schemas.openxmlformats.org/officeDocument/2006/relationships" xmlns:m="http://schemas.openxmlformats.org/officeDocument/2006/math" xmlns:v="urn:schemas-microsoft-com:vml" xmlns:wp14="http://schemas.microsoft.com/office/word/2010/wordprocessingDrawing" xmlns:wp="http://schemas.openxmlformats.org/drawingml/2006/wordprocessingDrawing" xmlns:w10="urn:schemas-microsoft-com:office:word" xmlns:w="http://schemas.openxmlformats.org/wordprocessingml/2006/main" xmlns:w14="http://schemas.microsoft.com/office/word/2010/wordml" xmlns:w15="http://schemas.microsoft.com/office/word/2012/wordml" xmlns:w16cex="http://schemas.microsoft.com/office/word/2018/wordml/cex" xmlns:w16cid="http://schemas.microsoft.com/office/word/2016/wordml/cid" xmlns:w16="http://schemas.microsoft.com/office/word/2018/wordml" xmlns:w16du="http://schemas.microsoft.com/office/word/2023/wordml/word16du" xmlns:w16sdtdh="http://schemas.microsoft.com/office/word/2020/wordml/sdtdatahash" xmlns:w16sdtfl="http://schemas.microsoft.com/office/word/2024/wordml/sdtformatlock" xmlns:w16se="http://schemas.microsoft.com/office/word/2015/wordml/symex" xmlns:wpg="http://schemas.microsoft.com/office/word/2010/wordprocessingGroup" xmlns:wpi="http://schemas.microsoft.com/office/word/2010/wordprocessingInk" xmlns:wne="http://schemas.microsoft.com/office/word/2006/wordml" xmlns:wps="http://schemas.microsoft.com/office/word/2010/wordprocessingShape" mc:Ignorable="w14 w15 w16se w16cid w16 w16cex w16sdtdh w16sdtfl w16du wp14">
   <w:body>
     <w:p>
       <w:pPr>
@@ -166,7 +166,13 @@
         <w:rPr>
           <w:rFonts w:ascii="Arial" w:hAnsi="Arial" w:cs="Arial"/>
         </w:rPr>
-        <w:t>Practica con sensor de sonido</w:t>
+        <w:t xml:space="preserve">Practica con sensor </w:t>
+      </w:r>
+      <w:r>
+        <w:rPr>
+          <w:rFonts w:ascii="Arial" w:hAnsi="Arial" w:cs="Arial"/>
+        </w:rPr>
+        <w:t>de temperatura y humedad</w:t>
       </w:r>
     </w:p>
     <w:p>
@@ -254,25 +260,25 @@
           <w:b/>
           <w:bCs/>
         </w:rPr>
-        <w:t xml:space="preserve">Góngora May </w:t>
-      </w:r>
-      <w:proofErr w:type="spellStart"/>
-      <w:r>
+        <w:t>Góngora May Ivan Antonio</w:t>
+      </w:r>
+    </w:p>
+    <w:p>
+      <w:pPr>
+        <w:jc w:val="center"/>
         <w:rPr>
           <w:rFonts w:ascii="Arial" w:hAnsi="Arial" w:cs="Arial"/>
           <w:b/>
           <w:bCs/>
         </w:rPr>
-        <w:t>Ivan</w:t>
-      </w:r>
-      <w:proofErr w:type="spellEnd"/>
+      </w:pPr>
       <w:r>
         <w:rPr>
           <w:rFonts w:ascii="Arial" w:hAnsi="Arial" w:cs="Arial"/>
           <w:b/>
           <w:bCs/>
         </w:rPr>
-        <w:t xml:space="preserve"> Antonio</w:t>
+        <w:t>García Ibarra Abraham Iván</w:t>
       </w:r>
     </w:p>
     <w:p>
@@ -282,6 +288,7 @@
           <w:rFonts w:ascii="Arial" w:hAnsi="Arial" w:cs="Arial"/>
           <w:b/>
           <w:bCs/>
+          <w:lang w:val="en-US"/>
         </w:rPr>
       </w:pPr>
       <w:r>
@@ -289,8 +296,9 @@
           <w:rFonts w:ascii="Arial" w:hAnsi="Arial" w:cs="Arial"/>
           <w:b/>
           <w:bCs/>
-        </w:rPr>
-        <w:t>García Ibarra Abraham Iván</w:t>
+          <w:lang w:val="en-US"/>
+        </w:rPr>
+        <w:t xml:space="preserve">López pech David Adrián </w:t>
       </w:r>
     </w:p>
     <w:p>
@@ -300,82 +308,50 @@
           <w:rFonts w:ascii="Arial" w:hAnsi="Arial" w:cs="Arial"/>
           <w:b/>
           <w:bCs/>
-        </w:rPr>
-      </w:pPr>
-      <w:r>
+          <w:lang w:val="en-US"/>
+        </w:rPr>
+      </w:pPr>
+    </w:p>
+    <w:p>
+      <w:pPr>
+        <w:jc w:val="center"/>
+        <w:rPr>
+          <w:rFonts w:ascii="Arial" w:hAnsi="Arial" w:cs="Arial"/>
+          <w:lang w:val="en-US"/>
+        </w:rPr>
+      </w:pPr>
+      <w:r>
+        <w:rPr>
+          <w:rFonts w:ascii="Arial" w:hAnsi="Arial" w:cs="Arial"/>
+          <w:lang w:val="en-US"/>
+        </w:rPr>
+        <w:t>ISIC I4A</w:t>
+      </w:r>
+    </w:p>
+    <w:p>
+      <w:pPr>
+        <w:rPr>
+          <w:rFonts w:ascii="Arial" w:hAnsi="Arial" w:cs="Arial"/>
+          <w:lang w:val="en-US"/>
+        </w:rPr>
+      </w:pPr>
+    </w:p>
+    <w:p>
+      <w:pPr>
+        <w:jc w:val="center"/>
         <w:rPr>
           <w:rFonts w:ascii="Arial" w:hAnsi="Arial" w:cs="Arial"/>
           <w:b/>
           <w:bCs/>
         </w:rPr>
-        <w:t xml:space="preserve">López pech David Adrián </w:t>
-      </w:r>
-    </w:p>
-    <w:p>
-      <w:pPr>
-        <w:jc w:val="center"/>
+      </w:pPr>
+      <w:r>
         <w:rPr>
           <w:rFonts w:ascii="Arial" w:hAnsi="Arial" w:cs="Arial"/>
           <w:b/>
           <w:bCs/>
         </w:rPr>
-      </w:pPr>
-    </w:p>
-    <w:p>
-      <w:pPr>
-        <w:jc w:val="center"/>
-        <w:rPr>
-          <w:rFonts w:ascii="Arial" w:hAnsi="Arial" w:cs="Arial"/>
-        </w:rPr>
-      </w:pPr>
-      <w:r>
-        <w:rPr>
-          <w:rFonts w:ascii="Arial" w:hAnsi="Arial" w:cs="Arial"/>
-        </w:rPr>
-        <w:t>ISIC I4A</w:t>
-      </w:r>
-    </w:p>
-    <w:p>
-      <w:pPr>
-        <w:rPr>
-          <w:rFonts w:ascii="Arial" w:hAnsi="Arial" w:cs="Arial"/>
-        </w:rPr>
-      </w:pPr>
-    </w:p>
-    <w:p>
-      <w:pPr>
-        <w:jc w:val="center"/>
-        <w:rPr>
-          <w:rFonts w:ascii="Arial" w:hAnsi="Arial" w:cs="Arial"/>
-          <w:b/>
-          <w:bCs/>
-        </w:rPr>
-      </w:pPr>
-      <w:r>
-        <w:rPr>
-          <w:rFonts w:ascii="Arial" w:hAnsi="Arial" w:cs="Arial"/>
-          <w:b/>
-          <w:bCs/>
-        </w:rPr>
-        <w:t xml:space="preserve">Docente: </w:t>
-      </w:r>
-      <w:proofErr w:type="spellStart"/>
-      <w:r>
-        <w:rPr>
-          <w:rFonts w:ascii="Arial" w:hAnsi="Arial" w:cs="Arial"/>
-          <w:b/>
-          <w:bCs/>
-        </w:rPr>
-        <w:t>Miam</w:t>
-      </w:r>
-      <w:proofErr w:type="spellEnd"/>
-      <w:r>
-        <w:rPr>
-          <w:rFonts w:ascii="Arial" w:hAnsi="Arial" w:cs="Arial"/>
-          <w:b/>
-          <w:bCs/>
-        </w:rPr>
-        <w:t xml:space="preserve"> López Diego Aurelio</w:t>
+        <w:t>Docente: Miam López Diego Aurelio</w:t>
       </w:r>
     </w:p>
     <w:p>
@@ -453,6 +429,15 @@
     </w:p>
     <w:sdt>
       <w:sdtPr>
+        <w:rPr>
+          <w:rFonts w:asciiTheme="minorHAnsi" w:eastAsiaTheme="minorHAnsi" w:hAnsiTheme="minorHAnsi" w:cstheme="minorBidi"/>
+          <w:color w:val="auto"/>
+          <w:kern w:val="2"/>
+          <w:sz w:val="24"/>
+          <w:szCs w:val="24"/>
+          <w:lang w:eastAsia="en-US"/>
+          <w14:ligatures w14:val="standardContextual"/>
+        </w:rPr>
         <w:id w:val="-370841656"/>
         <w:docPartObj>
           <w:docPartGallery w:val="Table of Contents"/>
@@ -461,15 +446,8 @@
       </w:sdtPr>
       <w:sdtEndPr>
         <w:rPr>
-          <w:rFonts w:asciiTheme="minorHAnsi" w:eastAsiaTheme="minorHAnsi" w:hAnsiTheme="minorHAnsi" w:cstheme="minorBidi"/>
           <w:b/>
           <w:bCs/>
-          <w:color w:val="auto"/>
-          <w:kern w:val="2"/>
-          <w:sz w:val="24"/>
-          <w:szCs w:val="24"/>
-          <w:lang w:eastAsia="en-US"/>
-          <w14:ligatures w14:val="standardContextual"/>
         </w:rPr>
       </w:sdtEndPr>
       <w:sdtContent>
@@ -1477,10 +1455,27 @@
           <w:sz w:val="22"/>
           <w:szCs w:val="22"/>
         </w:rPr>
-        <w:t xml:space="preserve">En la función </w:t>
-      </w:r>
-      <w:proofErr w:type="spellStart"/>
-      <w:proofErr w:type="gramStart"/>
+        <w:t>En la función setup()</w:t>
+      </w:r>
+      <w:r>
+        <w:rPr>
+          <w:rFonts w:ascii="Arial" w:hAnsi="Arial" w:cs="Arial"/>
+          <w:sz w:val="22"/>
+          <w:szCs w:val="22"/>
+        </w:rPr>
+        <w:t xml:space="preserve"> se inicializó la comunicación serial a 9600 baudios para poder visualizar las lecturas en el monitor serial del Arduino IDE. También se ejecutó dht.begin(), que es el método de la librería DHT.h encargado de inicializar y preparar el sensor para comenzar a tomar mediciones. Sin esta instrucción el sensor no respondería correctamente.</w:t>
+      </w:r>
+    </w:p>
+    <w:p>
+      <w:pPr>
+        <w:spacing w:line="276" w:lineRule="auto"/>
+        <w:jc w:val="both"/>
+        <w:rPr>
+          <w:rFonts w:ascii="Arial" w:hAnsi="Arial" w:cs="Arial"/>
+          <w:sz w:val="22"/>
+          <w:szCs w:val="22"/>
+        </w:rPr>
+      </w:pPr>
       <w:r>
         <w:rPr>
           <w:rFonts w:ascii="Arial" w:hAnsi="Arial" w:cs="Arial"/>
@@ -1489,130 +1484,7 @@
           <w:sz w:val="22"/>
           <w:szCs w:val="22"/>
         </w:rPr>
-        <w:t>setup</w:t>
-      </w:r>
-      <w:proofErr w:type="spellEnd"/>
-      <w:r>
-        <w:rPr>
-          <w:rFonts w:ascii="Arial" w:hAnsi="Arial" w:cs="Arial"/>
-          <w:b/>
-          <w:bCs/>
-          <w:sz w:val="22"/>
-          <w:szCs w:val="22"/>
-        </w:rPr>
-        <w:t>(</w:t>
-      </w:r>
-      <w:proofErr w:type="gramEnd"/>
-      <w:r>
-        <w:rPr>
-          <w:rFonts w:ascii="Arial" w:hAnsi="Arial" w:cs="Arial"/>
-          <w:b/>
-          <w:bCs/>
-          <w:sz w:val="22"/>
-          <w:szCs w:val="22"/>
-        </w:rPr>
-        <w:t>)</w:t>
-      </w:r>
-      <w:r>
-        <w:rPr>
-          <w:rFonts w:ascii="Arial" w:hAnsi="Arial" w:cs="Arial"/>
-          <w:sz w:val="22"/>
-          <w:szCs w:val="22"/>
-        </w:rPr>
-        <w:t xml:space="preserve"> se inicializó la comunicación serial a 9600 baudios para poder visualizar las lecturas en el monitor serial del Arduino IDE. También se ejecutó </w:t>
-      </w:r>
-      <w:proofErr w:type="spellStart"/>
-      <w:proofErr w:type="gramStart"/>
-      <w:r>
-        <w:rPr>
-          <w:rFonts w:ascii="Arial" w:hAnsi="Arial" w:cs="Arial"/>
-          <w:sz w:val="22"/>
-          <w:szCs w:val="22"/>
-        </w:rPr>
-        <w:t>dht.begin</w:t>
-      </w:r>
-      <w:proofErr w:type="spellEnd"/>
-      <w:proofErr w:type="gramEnd"/>
-      <w:r>
-        <w:rPr>
-          <w:rFonts w:ascii="Arial" w:hAnsi="Arial" w:cs="Arial"/>
-          <w:sz w:val="22"/>
-          <w:szCs w:val="22"/>
-        </w:rPr>
-        <w:t xml:space="preserve">(), que es el método de la librería </w:t>
-      </w:r>
-      <w:proofErr w:type="spellStart"/>
-      <w:r>
-        <w:rPr>
-          <w:rFonts w:ascii="Arial" w:hAnsi="Arial" w:cs="Arial"/>
-          <w:sz w:val="22"/>
-          <w:szCs w:val="22"/>
-        </w:rPr>
-        <w:t>DHT.h</w:t>
-      </w:r>
-      <w:proofErr w:type="spellEnd"/>
-      <w:r>
-        <w:rPr>
-          <w:rFonts w:ascii="Arial" w:hAnsi="Arial" w:cs="Arial"/>
-          <w:sz w:val="22"/>
-          <w:szCs w:val="22"/>
-        </w:rPr>
-        <w:t xml:space="preserve"> encargado de inicializar y preparar el sensor para comenzar a tomar mediciones. Sin esta instrucción el sensor no respondería correctamente.</w:t>
-      </w:r>
-    </w:p>
-    <w:p>
-      <w:pPr>
-        <w:spacing w:line="276" w:lineRule="auto"/>
-        <w:jc w:val="both"/>
-        <w:rPr>
-          <w:rFonts w:ascii="Arial" w:hAnsi="Arial" w:cs="Arial"/>
-          <w:sz w:val="22"/>
-          <w:szCs w:val="22"/>
-        </w:rPr>
-      </w:pPr>
-      <w:r>
-        <w:rPr>
-          <w:rFonts w:ascii="Arial" w:hAnsi="Arial" w:cs="Arial"/>
-          <w:b/>
-          <w:bCs/>
-          <w:sz w:val="22"/>
-          <w:szCs w:val="22"/>
-        </w:rPr>
-        <w:t xml:space="preserve">En la función </w:t>
-      </w:r>
-      <w:proofErr w:type="spellStart"/>
-      <w:proofErr w:type="gramStart"/>
-      <w:r>
-        <w:rPr>
-          <w:rFonts w:ascii="Arial" w:hAnsi="Arial" w:cs="Arial"/>
-          <w:b/>
-          <w:bCs/>
-          <w:sz w:val="22"/>
-          <w:szCs w:val="22"/>
-        </w:rPr>
-        <w:t>loop</w:t>
-      </w:r>
-      <w:proofErr w:type="spellEnd"/>
-      <w:r>
-        <w:rPr>
-          <w:rFonts w:ascii="Arial" w:hAnsi="Arial" w:cs="Arial"/>
-          <w:b/>
-          <w:bCs/>
-          <w:sz w:val="22"/>
-          <w:szCs w:val="22"/>
-        </w:rPr>
-        <w:t>(</w:t>
-      </w:r>
-      <w:proofErr w:type="gramEnd"/>
-      <w:r>
-        <w:rPr>
-          <w:rFonts w:ascii="Arial" w:hAnsi="Arial" w:cs="Arial"/>
-          <w:b/>
-          <w:bCs/>
-          <w:sz w:val="22"/>
-          <w:szCs w:val="22"/>
-        </w:rPr>
-        <w:t>)</w:t>
+        <w:t>En la función loop()</w:t>
       </w:r>
       <w:r>
         <w:rPr>
@@ -1644,53 +1516,7 @@
           <w:szCs w:val="22"/>
         </w:rPr>
         <w:lastRenderedPageBreak/>
-        <w:t xml:space="preserve">Se agregó un </w:t>
-      </w:r>
-      <w:proofErr w:type="spellStart"/>
-      <w:proofErr w:type="gramStart"/>
-      <w:r>
-        <w:rPr>
-          <w:rFonts w:ascii="Arial" w:hAnsi="Arial" w:cs="Arial"/>
-          <w:sz w:val="22"/>
-          <w:szCs w:val="22"/>
-        </w:rPr>
-        <w:t>delay</w:t>
-      </w:r>
-      <w:proofErr w:type="spellEnd"/>
-      <w:r>
-        <w:rPr>
-          <w:rFonts w:ascii="Arial" w:hAnsi="Arial" w:cs="Arial"/>
-          <w:sz w:val="22"/>
-          <w:szCs w:val="22"/>
-        </w:rPr>
-        <w:t>(</w:t>
-      </w:r>
-      <w:proofErr w:type="gramEnd"/>
-      <w:r>
-        <w:rPr>
-          <w:rFonts w:ascii="Arial" w:hAnsi="Arial" w:cs="Arial"/>
-          <w:sz w:val="22"/>
-          <w:szCs w:val="22"/>
-        </w:rPr>
-        <w:t xml:space="preserve">2000) al inicio del </w:t>
-      </w:r>
-      <w:proofErr w:type="spellStart"/>
-      <w:r>
-        <w:rPr>
-          <w:rFonts w:ascii="Arial" w:hAnsi="Arial" w:cs="Arial"/>
-          <w:sz w:val="22"/>
-          <w:szCs w:val="22"/>
-        </w:rPr>
-        <w:t>loop</w:t>
-      </w:r>
-      <w:proofErr w:type="spellEnd"/>
-      <w:r>
-        <w:rPr>
-          <w:rFonts w:ascii="Arial" w:hAnsi="Arial" w:cs="Arial"/>
-          <w:sz w:val="22"/>
-          <w:szCs w:val="22"/>
-        </w:rPr>
-        <w:t xml:space="preserve"> para esperar 2 segundos entre cada lectura, ya que el sensor DHT11 necesita ese tiempo mínimo para estabilizarse y entregar datos confiables. Leerlo más rápido puede provocar valores incorrectos.</w:t>
+        <w:t>Se agregó un delay(2000) al inicio del loop para esperar 2 segundos entre cada lectura, ya que el sensor DHT11 necesita ese tiempo mínimo para estabilizarse y entregar datos confiables. Leerlo más rápido puede provocar valores incorrectos.</w:t>
       </w:r>
     </w:p>
     <w:p>
@@ -1713,45 +1539,7 @@
           <w:sz w:val="22"/>
           <w:szCs w:val="22"/>
         </w:rPr>
-        <w:t xml:space="preserve">Se leyó la humedad relativa del ambiente mediante la función </w:t>
-      </w:r>
-      <w:proofErr w:type="spellStart"/>
-      <w:proofErr w:type="gramStart"/>
-      <w:r>
-        <w:rPr>
-          <w:rFonts w:ascii="Arial" w:hAnsi="Arial" w:cs="Arial"/>
-          <w:sz w:val="22"/>
-          <w:szCs w:val="22"/>
-        </w:rPr>
-        <w:t>dht.readHumidity</w:t>
-      </w:r>
-      <w:proofErr w:type="spellEnd"/>
-      <w:proofErr w:type="gramEnd"/>
-      <w:r>
-        <w:rPr>
-          <w:rFonts w:ascii="Arial" w:hAnsi="Arial" w:cs="Arial"/>
-          <w:sz w:val="22"/>
-          <w:szCs w:val="22"/>
-        </w:rPr>
-        <w:t xml:space="preserve">(), que devuelve un valor de tipo </w:t>
-      </w:r>
-      <w:proofErr w:type="spellStart"/>
-      <w:r>
-        <w:rPr>
-          <w:rFonts w:ascii="Arial" w:hAnsi="Arial" w:cs="Arial"/>
-          <w:sz w:val="22"/>
-          <w:szCs w:val="22"/>
-        </w:rPr>
-        <w:t>float</w:t>
-      </w:r>
-      <w:proofErr w:type="spellEnd"/>
-      <w:r>
-        <w:rPr>
-          <w:rFonts w:ascii="Arial" w:hAnsi="Arial" w:cs="Arial"/>
-          <w:sz w:val="22"/>
-          <w:szCs w:val="22"/>
-        </w:rPr>
-        <w:t xml:space="preserve"> expresado en porcentaje (%).</w:t>
+        <w:t>Se leyó la humedad relativa del ambiente mediante la función dht.readHumidity(), que devuelve un valor de tipo float expresado en porcentaje (%).</w:t>
       </w:r>
     </w:p>
     <w:p>
@@ -1774,45 +1562,7 @@
           <w:sz w:val="22"/>
           <w:szCs w:val="22"/>
         </w:rPr>
-        <w:t xml:space="preserve">Se leyó la temperatura ambiente mediante la función </w:t>
-      </w:r>
-      <w:proofErr w:type="spellStart"/>
-      <w:proofErr w:type="gramStart"/>
-      <w:r>
-        <w:rPr>
-          <w:rFonts w:ascii="Arial" w:hAnsi="Arial" w:cs="Arial"/>
-          <w:sz w:val="22"/>
-          <w:szCs w:val="22"/>
-        </w:rPr>
-        <w:t>dht.readTemperature</w:t>
-      </w:r>
-      <w:proofErr w:type="spellEnd"/>
-      <w:proofErr w:type="gramEnd"/>
-      <w:r>
-        <w:rPr>
-          <w:rFonts w:ascii="Arial" w:hAnsi="Arial" w:cs="Arial"/>
-          <w:sz w:val="22"/>
-          <w:szCs w:val="22"/>
-        </w:rPr>
-        <w:t xml:space="preserve">(), que por defecto devuelve el valor en grados Celsius (°C) como tipo </w:t>
-      </w:r>
-      <w:proofErr w:type="spellStart"/>
-      <w:r>
-        <w:rPr>
-          <w:rFonts w:ascii="Arial" w:hAnsi="Arial" w:cs="Arial"/>
-          <w:sz w:val="22"/>
-          <w:szCs w:val="22"/>
-        </w:rPr>
-        <w:t>float</w:t>
-      </w:r>
-      <w:proofErr w:type="spellEnd"/>
-      <w:r>
-        <w:rPr>
-          <w:rFonts w:ascii="Arial" w:hAnsi="Arial" w:cs="Arial"/>
-          <w:sz w:val="22"/>
-          <w:szCs w:val="22"/>
-        </w:rPr>
-        <w:t>.</w:t>
+        <w:t>Se leyó la temperatura ambiente mediante la función dht.readTemperature(), que por defecto devuelve el valor en grados Celsius (°C) como tipo float.</w:t>
       </w:r>
     </w:p>
     <w:p>
@@ -1835,143 +1585,7 @@
           <w:sz w:val="22"/>
           <w:szCs w:val="22"/>
         </w:rPr>
-        <w:t xml:space="preserve">Se utilizó la función </w:t>
-      </w:r>
-      <w:proofErr w:type="spellStart"/>
-      <w:proofErr w:type="gramStart"/>
-      <w:r>
-        <w:rPr>
-          <w:rFonts w:ascii="Arial" w:hAnsi="Arial" w:cs="Arial"/>
-          <w:sz w:val="22"/>
-          <w:szCs w:val="22"/>
-        </w:rPr>
-        <w:t>isnan</w:t>
-      </w:r>
-      <w:proofErr w:type="spellEnd"/>
-      <w:r>
-        <w:rPr>
-          <w:rFonts w:ascii="Arial" w:hAnsi="Arial" w:cs="Arial"/>
-          <w:sz w:val="22"/>
-          <w:szCs w:val="22"/>
-        </w:rPr>
-        <w:t>(</w:t>
-      </w:r>
-      <w:proofErr w:type="gramEnd"/>
-      <w:r>
-        <w:rPr>
-          <w:rFonts w:ascii="Arial" w:hAnsi="Arial" w:cs="Arial"/>
-          <w:sz w:val="22"/>
-          <w:szCs w:val="22"/>
-        </w:rPr>
-        <w:t>) (</w:t>
-      </w:r>
-      <w:proofErr w:type="spellStart"/>
-      <w:r>
-        <w:rPr>
-          <w:rFonts w:ascii="Arial" w:hAnsi="Arial" w:cs="Arial"/>
-          <w:sz w:val="22"/>
-          <w:szCs w:val="22"/>
-        </w:rPr>
-        <w:t>is</w:t>
-      </w:r>
-      <w:proofErr w:type="spellEnd"/>
-      <w:r>
-        <w:rPr>
-          <w:rFonts w:ascii="Arial" w:hAnsi="Arial" w:cs="Arial"/>
-          <w:sz w:val="22"/>
-          <w:szCs w:val="22"/>
-        </w:rPr>
-        <w:t xml:space="preserve"> </w:t>
-      </w:r>
-      <w:proofErr w:type="spellStart"/>
-      <w:r>
-        <w:rPr>
-          <w:rFonts w:ascii="Arial" w:hAnsi="Arial" w:cs="Arial"/>
-          <w:sz w:val="22"/>
-          <w:szCs w:val="22"/>
-        </w:rPr>
-        <w:t>not</w:t>
-      </w:r>
-      <w:proofErr w:type="spellEnd"/>
-      <w:r>
-        <w:rPr>
-          <w:rFonts w:ascii="Arial" w:hAnsi="Arial" w:cs="Arial"/>
-          <w:sz w:val="22"/>
-          <w:szCs w:val="22"/>
-        </w:rPr>
-        <w:t xml:space="preserve"> a </w:t>
-      </w:r>
-      <w:proofErr w:type="spellStart"/>
-      <w:r>
-        <w:rPr>
-          <w:rFonts w:ascii="Arial" w:hAnsi="Arial" w:cs="Arial"/>
-          <w:sz w:val="22"/>
-          <w:szCs w:val="22"/>
-        </w:rPr>
-        <w:t>number</w:t>
-      </w:r>
-      <w:proofErr w:type="spellEnd"/>
-      <w:r>
-        <w:rPr>
-          <w:rFonts w:ascii="Arial" w:hAnsi="Arial" w:cs="Arial"/>
-          <w:sz w:val="22"/>
-          <w:szCs w:val="22"/>
-        </w:rPr>
-        <w:t>) para verificar que ambas lecturas sean válidas. Si el sensor falla o no está bien conectado, estas variables pueden contener un valor inválido (</w:t>
-      </w:r>
-      <w:proofErr w:type="spellStart"/>
-      <w:r>
-        <w:rPr>
-          <w:rFonts w:ascii="Arial" w:hAnsi="Arial" w:cs="Arial"/>
-          <w:sz w:val="22"/>
-          <w:szCs w:val="22"/>
-        </w:rPr>
-        <w:t>NaN</w:t>
-      </w:r>
-      <w:proofErr w:type="spellEnd"/>
-      <w:r>
-        <w:rPr>
-          <w:rFonts w:ascii="Arial" w:hAnsi="Arial" w:cs="Arial"/>
-          <w:sz w:val="22"/>
-          <w:szCs w:val="22"/>
-        </w:rPr>
-        <w:t xml:space="preserve">). En ese caso el programa imprime un mensaje de error y ejecuta </w:t>
-      </w:r>
-      <w:proofErr w:type="spellStart"/>
-      <w:r>
-        <w:rPr>
-          <w:rFonts w:ascii="Arial" w:hAnsi="Arial" w:cs="Arial"/>
-          <w:sz w:val="22"/>
-          <w:szCs w:val="22"/>
-        </w:rPr>
-        <w:t>return</w:t>
-      </w:r>
-      <w:proofErr w:type="spellEnd"/>
-      <w:r>
-        <w:rPr>
-          <w:rFonts w:ascii="Arial" w:hAnsi="Arial" w:cs="Arial"/>
-          <w:sz w:val="22"/>
-          <w:szCs w:val="22"/>
-        </w:rPr>
-        <w:t xml:space="preserve"> para saltar el resto del </w:t>
-      </w:r>
-      <w:proofErr w:type="spellStart"/>
-      <w:r>
-        <w:rPr>
-          <w:rFonts w:ascii="Arial" w:hAnsi="Arial" w:cs="Arial"/>
-          <w:sz w:val="22"/>
-          <w:szCs w:val="22"/>
-        </w:rPr>
-        <w:t>loop</w:t>
-      </w:r>
-      <w:proofErr w:type="spellEnd"/>
-      <w:r>
-        <w:rPr>
-          <w:rFonts w:ascii="Arial" w:hAnsi="Arial" w:cs="Arial"/>
-          <w:sz w:val="22"/>
-          <w:szCs w:val="22"/>
-        </w:rPr>
-        <w:t xml:space="preserve"> sin intentar imprimir valores incorrectos.</w:t>
+        <w:t>Se utilizó la función isnan() (is not a number) para verificar que ambas lecturas sean válidas. Si el sensor falla o no está bien conectado, estas variables pueden contener un valor inválido (NaN). En ese caso el programa imprime un mensaje de error y ejecuta return para saltar el resto del loop sin intentar imprimir valores incorrectos.</w:t>
       </w:r>
     </w:p>
     <w:p>
@@ -1994,43 +1608,7 @@
           <w:sz w:val="22"/>
           <w:szCs w:val="22"/>
         </w:rPr>
-        <w:t xml:space="preserve">Si las lecturas son válidas, se imprime en el monitor serial la humedad y la temperatura con sus respectivas unidades, usando </w:t>
-      </w:r>
-      <w:proofErr w:type="spellStart"/>
-      <w:r>
-        <w:rPr>
-          <w:rFonts w:ascii="Arial" w:hAnsi="Arial" w:cs="Arial"/>
-          <w:sz w:val="22"/>
-          <w:szCs w:val="22"/>
-        </w:rPr>
-        <w:t>Serial.print</w:t>
-      </w:r>
-      <w:proofErr w:type="spellEnd"/>
-      <w:r>
-        <w:rPr>
-          <w:rFonts w:ascii="Arial" w:hAnsi="Arial" w:cs="Arial"/>
-          <w:sz w:val="22"/>
-          <w:szCs w:val="22"/>
-        </w:rPr>
-        <w:t xml:space="preserve">() y </w:t>
-      </w:r>
-      <w:proofErr w:type="spellStart"/>
-      <w:r>
-        <w:rPr>
-          <w:rFonts w:ascii="Arial" w:hAnsi="Arial" w:cs="Arial"/>
-          <w:sz w:val="22"/>
-          <w:szCs w:val="22"/>
-        </w:rPr>
-        <w:t>Serial.println</w:t>
-      </w:r>
-      <w:proofErr w:type="spellEnd"/>
-      <w:r>
-        <w:rPr>
-          <w:rFonts w:ascii="Arial" w:hAnsi="Arial" w:cs="Arial"/>
-          <w:sz w:val="22"/>
-          <w:szCs w:val="22"/>
-        </w:rPr>
-        <w:t>().</w:t>
+        <w:t>Si las lecturas son válidas, se imprime en el monitor serial la humedad y la temperatura con sus respectivas unidades, usando Serial.print() y Serial.println().</w:t>
       </w:r>
     </w:p>
     <w:p>
@@ -2061,271 +1639,115 @@
           <w:sz w:val="28"/>
           <w:szCs w:val="28"/>
         </w:rPr>
-        <w:t xml:space="preserve"> </w:t>
-      </w:r>
-      <w:r>
-        <w:rPr>
-          <w:rFonts w:ascii="Arial" w:hAnsi="Arial" w:cs="Arial"/>
-          <w:color w:val="auto"/>
-          <w:sz w:val="28"/>
-          <w:szCs w:val="28"/>
-        </w:rPr>
-        <w:t xml:space="preserve"> </w:t>
-      </w:r>
-    </w:p>
-    <w:p>
-      <w:pPr>
-        <w:spacing w:line="276" w:lineRule="auto"/>
-        <w:jc w:val="both"/>
-        <w:rPr>
-          <w:rFonts w:ascii="Arial" w:hAnsi="Arial" w:cs="Arial"/>
-          <w:sz w:val="22"/>
-          <w:szCs w:val="22"/>
-        </w:rPr>
-      </w:pPr>
-      <w:proofErr w:type="spellStart"/>
-      <w:r>
-        <w:rPr>
-          <w:rFonts w:ascii="Arial" w:hAnsi="Arial" w:cs="Arial"/>
-          <w:sz w:val="22"/>
-          <w:szCs w:val="22"/>
-        </w:rPr>
-        <w:t>const</w:t>
-      </w:r>
-      <w:proofErr w:type="spellEnd"/>
-      <w:r>
-        <w:rPr>
-          <w:rFonts w:ascii="Arial" w:hAnsi="Arial" w:cs="Arial"/>
-          <w:sz w:val="22"/>
-          <w:szCs w:val="22"/>
-        </w:rPr>
-        <w:t xml:space="preserve"> </w:t>
-      </w:r>
-      <w:proofErr w:type="spellStart"/>
-      <w:r>
-        <w:rPr>
-          <w:rFonts w:ascii="Arial" w:hAnsi="Arial" w:cs="Arial"/>
-          <w:sz w:val="22"/>
-          <w:szCs w:val="22"/>
-        </w:rPr>
-        <w:t>int</w:t>
-      </w:r>
-      <w:proofErr w:type="spellEnd"/>
-      <w:r>
-        <w:rPr>
-          <w:rFonts w:ascii="Arial" w:hAnsi="Arial" w:cs="Arial"/>
-          <w:sz w:val="22"/>
-          <w:szCs w:val="22"/>
-        </w:rPr>
-        <w:t xml:space="preserve"> </w:t>
-      </w:r>
-      <w:proofErr w:type="spellStart"/>
-      <w:r>
-        <w:rPr>
-          <w:rFonts w:ascii="Arial" w:hAnsi="Arial" w:cs="Arial"/>
-          <w:sz w:val="22"/>
-          <w:szCs w:val="22"/>
-        </w:rPr>
-        <w:t>DHTPin</w:t>
-      </w:r>
-      <w:proofErr w:type="spellEnd"/>
-      <w:r>
-        <w:rPr>
-          <w:rFonts w:ascii="Arial" w:hAnsi="Arial" w:cs="Arial"/>
-          <w:sz w:val="22"/>
-          <w:szCs w:val="22"/>
-        </w:rPr>
-        <w:t xml:space="preserve"> = 5;</w:t>
-      </w:r>
-    </w:p>
-    <w:p>
-      <w:pPr>
-        <w:spacing w:line="276" w:lineRule="auto"/>
-        <w:jc w:val="both"/>
-        <w:rPr>
-          <w:rFonts w:ascii="Arial" w:hAnsi="Arial" w:cs="Arial"/>
-          <w:sz w:val="22"/>
-          <w:szCs w:val="22"/>
-        </w:rPr>
-      </w:pPr>
-      <w:r>
-        <w:rPr>
-          <w:rFonts w:ascii="Arial" w:hAnsi="Arial" w:cs="Arial"/>
-          <w:sz w:val="22"/>
-          <w:szCs w:val="22"/>
-        </w:rPr>
-        <w:t xml:space="preserve">DHT </w:t>
-      </w:r>
-      <w:proofErr w:type="spellStart"/>
-      <w:proofErr w:type="gramStart"/>
-      <w:r>
-        <w:rPr>
-          <w:rFonts w:ascii="Arial" w:hAnsi="Arial" w:cs="Arial"/>
-          <w:sz w:val="22"/>
-          <w:szCs w:val="22"/>
-        </w:rPr>
-        <w:t>dht</w:t>
-      </w:r>
-      <w:proofErr w:type="spellEnd"/>
-      <w:r>
-        <w:rPr>
-          <w:rFonts w:ascii="Arial" w:hAnsi="Arial" w:cs="Arial"/>
-          <w:sz w:val="22"/>
-          <w:szCs w:val="22"/>
-        </w:rPr>
-        <w:t>(</w:t>
-      </w:r>
-      <w:proofErr w:type="spellStart"/>
-      <w:proofErr w:type="gramEnd"/>
-      <w:r>
-        <w:rPr>
-          <w:rFonts w:ascii="Arial" w:hAnsi="Arial" w:cs="Arial"/>
-          <w:sz w:val="22"/>
-          <w:szCs w:val="22"/>
-        </w:rPr>
-        <w:t>DHTPin</w:t>
-      </w:r>
-      <w:proofErr w:type="spellEnd"/>
-      <w:r>
-        <w:rPr>
-          <w:rFonts w:ascii="Arial" w:hAnsi="Arial" w:cs="Arial"/>
-          <w:sz w:val="22"/>
-          <w:szCs w:val="22"/>
-        </w:rPr>
-        <w:t>, DHT11);</w:t>
-      </w:r>
-    </w:p>
-    <w:p>
-      <w:pPr>
-        <w:spacing w:line="276" w:lineRule="auto"/>
-        <w:jc w:val="both"/>
-        <w:rPr>
-          <w:rFonts w:ascii="Arial" w:hAnsi="Arial" w:cs="Arial"/>
-          <w:sz w:val="22"/>
-          <w:szCs w:val="22"/>
-        </w:rPr>
-      </w:pPr>
-      <w:proofErr w:type="spellStart"/>
-      <w:r>
-        <w:rPr>
-          <w:rFonts w:ascii="Arial" w:hAnsi="Arial" w:cs="Arial"/>
-          <w:sz w:val="22"/>
-          <w:szCs w:val="22"/>
-        </w:rPr>
-        <w:t>void</w:t>
-      </w:r>
-      <w:proofErr w:type="spellEnd"/>
-      <w:r>
-        <w:rPr>
-          <w:rFonts w:ascii="Arial" w:hAnsi="Arial" w:cs="Arial"/>
-          <w:sz w:val="22"/>
-          <w:szCs w:val="22"/>
-        </w:rPr>
-        <w:t xml:space="preserve"> </w:t>
-      </w:r>
-      <w:proofErr w:type="spellStart"/>
-      <w:proofErr w:type="gramStart"/>
-      <w:r>
-        <w:rPr>
-          <w:rFonts w:ascii="Arial" w:hAnsi="Arial" w:cs="Arial"/>
-          <w:sz w:val="22"/>
-          <w:szCs w:val="22"/>
-        </w:rPr>
-        <w:t>setup</w:t>
-      </w:r>
-      <w:proofErr w:type="spellEnd"/>
-      <w:r>
-        <w:rPr>
-          <w:rFonts w:ascii="Arial" w:hAnsi="Arial" w:cs="Arial"/>
-          <w:sz w:val="22"/>
-          <w:szCs w:val="22"/>
-        </w:rPr>
-        <w:t>(</w:t>
-      </w:r>
-      <w:proofErr w:type="gramEnd"/>
-      <w:r>
-        <w:rPr>
-          <w:rFonts w:ascii="Arial" w:hAnsi="Arial" w:cs="Arial"/>
-          <w:sz w:val="22"/>
-          <w:szCs w:val="22"/>
-        </w:rPr>
-        <w:t>) {</w:t>
-      </w:r>
-    </w:p>
-    <w:p>
-      <w:pPr>
-        <w:spacing w:line="276" w:lineRule="auto"/>
-        <w:jc w:val="both"/>
-        <w:rPr>
-          <w:rFonts w:ascii="Arial" w:hAnsi="Arial" w:cs="Arial"/>
-          <w:sz w:val="22"/>
-          <w:szCs w:val="22"/>
-        </w:rPr>
-      </w:pPr>
-      <w:r>
-        <w:rPr>
-          <w:rFonts w:ascii="Arial" w:hAnsi="Arial" w:cs="Arial"/>
-          <w:sz w:val="22"/>
-          <w:szCs w:val="22"/>
-        </w:rPr>
         <w:t xml:space="preserve">  </w:t>
       </w:r>
-      <w:proofErr w:type="spellStart"/>
-      <w:r>
-        <w:rPr>
-          <w:rFonts w:ascii="Arial" w:hAnsi="Arial" w:cs="Arial"/>
-          <w:sz w:val="22"/>
-          <w:szCs w:val="22"/>
-        </w:rPr>
-        <w:t>Serial.begin</w:t>
-      </w:r>
-      <w:proofErr w:type="spellEnd"/>
-      <w:r>
-        <w:rPr>
-          <w:rFonts w:ascii="Arial" w:hAnsi="Arial" w:cs="Arial"/>
-          <w:sz w:val="22"/>
-          <w:szCs w:val="22"/>
-        </w:rPr>
-        <w:t>(9600);</w:t>
-      </w:r>
-    </w:p>
-    <w:p>
-      <w:pPr>
-        <w:spacing w:line="276" w:lineRule="auto"/>
-        <w:jc w:val="both"/>
-        <w:rPr>
-          <w:rFonts w:ascii="Arial" w:hAnsi="Arial" w:cs="Arial"/>
-          <w:sz w:val="22"/>
-          <w:szCs w:val="22"/>
-        </w:rPr>
-      </w:pPr>
-      <w:r>
-        <w:rPr>
-          <w:rFonts w:ascii="Arial" w:hAnsi="Arial" w:cs="Arial"/>
-          <w:sz w:val="22"/>
-          <w:szCs w:val="22"/>
+    </w:p>
+    <w:p>
+      <w:pPr>
+        <w:spacing w:line="276" w:lineRule="auto"/>
+        <w:jc w:val="both"/>
+        <w:rPr>
+          <w:rFonts w:ascii="Arial" w:hAnsi="Arial" w:cs="Arial"/>
+          <w:sz w:val="22"/>
+          <w:szCs w:val="22"/>
+        </w:rPr>
+      </w:pPr>
+      <w:r>
+        <w:rPr>
+          <w:rFonts w:ascii="Arial" w:hAnsi="Arial" w:cs="Arial"/>
+          <w:sz w:val="22"/>
+          <w:szCs w:val="22"/>
+        </w:rPr>
+        <w:t>const int DHTPin = 5;</w:t>
+      </w:r>
+    </w:p>
+    <w:p>
+      <w:pPr>
+        <w:spacing w:line="276" w:lineRule="auto"/>
+        <w:jc w:val="both"/>
+        <w:rPr>
+          <w:rFonts w:ascii="Arial" w:hAnsi="Arial" w:cs="Arial"/>
+          <w:sz w:val="22"/>
+          <w:szCs w:val="22"/>
+          <w:lang w:val="en-US"/>
+        </w:rPr>
+      </w:pPr>
+      <w:r>
+        <w:rPr>
+          <w:rFonts w:ascii="Arial" w:hAnsi="Arial" w:cs="Arial"/>
+          <w:sz w:val="22"/>
+          <w:szCs w:val="22"/>
+          <w:lang w:val="en-US"/>
+        </w:rPr>
+        <w:t>DHT dht(DHTPin, DHT11);</w:t>
+      </w:r>
+    </w:p>
+    <w:p>
+      <w:pPr>
+        <w:spacing w:line="276" w:lineRule="auto"/>
+        <w:jc w:val="both"/>
+        <w:rPr>
+          <w:rFonts w:ascii="Arial" w:hAnsi="Arial" w:cs="Arial"/>
+          <w:sz w:val="22"/>
+          <w:szCs w:val="22"/>
+          <w:lang w:val="en-US"/>
+        </w:rPr>
+      </w:pPr>
+      <w:r>
+        <w:rPr>
+          <w:rFonts w:ascii="Arial" w:hAnsi="Arial" w:cs="Arial"/>
+          <w:sz w:val="22"/>
+          <w:szCs w:val="22"/>
+          <w:lang w:val="en-US"/>
+        </w:rPr>
+        <w:t>void setup() {</w:t>
+      </w:r>
+    </w:p>
+    <w:p>
+      <w:pPr>
+        <w:spacing w:line="276" w:lineRule="auto"/>
+        <w:jc w:val="both"/>
+        <w:rPr>
+          <w:rFonts w:ascii="Arial" w:hAnsi="Arial" w:cs="Arial"/>
+          <w:sz w:val="22"/>
+          <w:szCs w:val="22"/>
+        </w:rPr>
+      </w:pPr>
+      <w:r>
+        <w:rPr>
+          <w:rFonts w:ascii="Arial" w:hAnsi="Arial" w:cs="Arial"/>
+          <w:sz w:val="22"/>
+          <w:szCs w:val="22"/>
+          <w:lang w:val="en-US"/>
         </w:rPr>
         <w:t xml:space="preserve">  </w:t>
       </w:r>
-      <w:proofErr w:type="spellStart"/>
-      <w:proofErr w:type="gramStart"/>
-      <w:r>
-        <w:rPr>
-          <w:rFonts w:ascii="Arial" w:hAnsi="Arial" w:cs="Arial"/>
-          <w:sz w:val="22"/>
-          <w:szCs w:val="22"/>
-        </w:rPr>
-        <w:t>dht.begin</w:t>
-      </w:r>
-      <w:proofErr w:type="spellEnd"/>
-      <w:proofErr w:type="gramEnd"/>
-      <w:r>
-        <w:rPr>
-          <w:rFonts w:ascii="Arial" w:hAnsi="Arial" w:cs="Arial"/>
-          <w:sz w:val="22"/>
-          <w:szCs w:val="22"/>
-        </w:rPr>
-        <w:t>();</w:t>
+      <w:r>
+        <w:rPr>
+          <w:rFonts w:ascii="Arial" w:hAnsi="Arial" w:cs="Arial"/>
+          <w:sz w:val="22"/>
+          <w:szCs w:val="22"/>
+        </w:rPr>
+        <w:t>Serial.begin(9600);</w:t>
+      </w:r>
+    </w:p>
+    <w:p>
+      <w:pPr>
+        <w:spacing w:line="276" w:lineRule="auto"/>
+        <w:jc w:val="both"/>
+        <w:rPr>
+          <w:rFonts w:ascii="Arial" w:hAnsi="Arial" w:cs="Arial"/>
+          <w:sz w:val="22"/>
+          <w:szCs w:val="22"/>
+        </w:rPr>
+      </w:pPr>
+      <w:r>
+        <w:rPr>
+          <w:rFonts w:ascii="Arial" w:hAnsi="Arial" w:cs="Arial"/>
+          <w:sz w:val="22"/>
+          <w:szCs w:val="22"/>
+        </w:rPr>
+        <w:t xml:space="preserve">  dht.begin();</w:t>
       </w:r>
     </w:p>
     <w:p>
@@ -2355,334 +1777,140 @@
           <w:rFonts w:ascii="Arial" w:hAnsi="Arial" w:cs="Arial"/>
           <w:sz w:val="22"/>
           <w:szCs w:val="22"/>
-        </w:rPr>
-      </w:pPr>
-      <w:proofErr w:type="spellStart"/>
-      <w:r>
-        <w:rPr>
-          <w:rFonts w:ascii="Arial" w:hAnsi="Arial" w:cs="Arial"/>
-          <w:sz w:val="22"/>
-          <w:szCs w:val="22"/>
-        </w:rPr>
-        <w:t>void</w:t>
-      </w:r>
-      <w:proofErr w:type="spellEnd"/>
-      <w:r>
-        <w:rPr>
-          <w:rFonts w:ascii="Arial" w:hAnsi="Arial" w:cs="Arial"/>
-          <w:sz w:val="22"/>
-          <w:szCs w:val="22"/>
-        </w:rPr>
-        <w:t xml:space="preserve"> </w:t>
-      </w:r>
-      <w:proofErr w:type="spellStart"/>
-      <w:proofErr w:type="gramStart"/>
-      <w:r>
-        <w:rPr>
-          <w:rFonts w:ascii="Arial" w:hAnsi="Arial" w:cs="Arial"/>
-          <w:sz w:val="22"/>
-          <w:szCs w:val="22"/>
-        </w:rPr>
-        <w:t>loop</w:t>
-      </w:r>
-      <w:proofErr w:type="spellEnd"/>
-      <w:r>
-        <w:rPr>
-          <w:rFonts w:ascii="Arial" w:hAnsi="Arial" w:cs="Arial"/>
-          <w:sz w:val="22"/>
-          <w:szCs w:val="22"/>
-        </w:rPr>
-        <w:t>(</w:t>
-      </w:r>
-      <w:proofErr w:type="gramEnd"/>
-      <w:r>
-        <w:rPr>
-          <w:rFonts w:ascii="Arial" w:hAnsi="Arial" w:cs="Arial"/>
-          <w:sz w:val="22"/>
-          <w:szCs w:val="22"/>
-        </w:rPr>
-        <w:t>) {</w:t>
-      </w:r>
-    </w:p>
-    <w:p>
-      <w:pPr>
-        <w:spacing w:line="276" w:lineRule="auto"/>
-        <w:jc w:val="both"/>
-        <w:rPr>
-          <w:rFonts w:ascii="Arial" w:hAnsi="Arial" w:cs="Arial"/>
-          <w:sz w:val="22"/>
-          <w:szCs w:val="22"/>
-        </w:rPr>
-      </w:pPr>
-      <w:r>
-        <w:rPr>
-          <w:rFonts w:ascii="Arial" w:hAnsi="Arial" w:cs="Arial"/>
-          <w:sz w:val="22"/>
-          <w:szCs w:val="22"/>
-        </w:rPr>
-        <w:t xml:space="preserve">  </w:t>
-      </w:r>
-      <w:proofErr w:type="spellStart"/>
-      <w:proofErr w:type="gramStart"/>
-      <w:r>
-        <w:rPr>
-          <w:rFonts w:ascii="Arial" w:hAnsi="Arial" w:cs="Arial"/>
-          <w:sz w:val="22"/>
-          <w:szCs w:val="22"/>
-        </w:rPr>
-        <w:t>delay</w:t>
-      </w:r>
-      <w:proofErr w:type="spellEnd"/>
-      <w:r>
-        <w:rPr>
-          <w:rFonts w:ascii="Arial" w:hAnsi="Arial" w:cs="Arial"/>
-          <w:sz w:val="22"/>
-          <w:szCs w:val="22"/>
-        </w:rPr>
-        <w:t>(</w:t>
-      </w:r>
-      <w:proofErr w:type="gramEnd"/>
-      <w:r>
-        <w:rPr>
-          <w:rFonts w:ascii="Arial" w:hAnsi="Arial" w:cs="Arial"/>
-          <w:sz w:val="22"/>
-          <w:szCs w:val="22"/>
-        </w:rPr>
-        <w:t>2000);</w:t>
-      </w:r>
-    </w:p>
-    <w:p>
-      <w:pPr>
-        <w:spacing w:line="276" w:lineRule="auto"/>
-        <w:jc w:val="both"/>
-        <w:rPr>
-          <w:rFonts w:ascii="Arial" w:hAnsi="Arial" w:cs="Arial"/>
-          <w:sz w:val="22"/>
-          <w:szCs w:val="22"/>
-        </w:rPr>
-      </w:pPr>
-      <w:r>
-        <w:rPr>
-          <w:rFonts w:ascii="Arial" w:hAnsi="Arial" w:cs="Arial"/>
-          <w:sz w:val="22"/>
-          <w:szCs w:val="22"/>
-        </w:rPr>
-        <w:t xml:space="preserve">  </w:t>
-      </w:r>
-      <w:proofErr w:type="spellStart"/>
-      <w:r>
-        <w:rPr>
-          <w:rFonts w:ascii="Arial" w:hAnsi="Arial" w:cs="Arial"/>
-          <w:sz w:val="22"/>
-          <w:szCs w:val="22"/>
-        </w:rPr>
-        <w:t>float</w:t>
-      </w:r>
-      <w:proofErr w:type="spellEnd"/>
-      <w:r>
-        <w:rPr>
-          <w:rFonts w:ascii="Arial" w:hAnsi="Arial" w:cs="Arial"/>
-          <w:sz w:val="22"/>
-          <w:szCs w:val="22"/>
-        </w:rPr>
-        <w:t xml:space="preserve"> h = </w:t>
-      </w:r>
-      <w:proofErr w:type="spellStart"/>
-      <w:proofErr w:type="gramStart"/>
-      <w:r>
-        <w:rPr>
-          <w:rFonts w:ascii="Arial" w:hAnsi="Arial" w:cs="Arial"/>
-          <w:sz w:val="22"/>
-          <w:szCs w:val="22"/>
-        </w:rPr>
-        <w:t>dht.readHumidity</w:t>
-      </w:r>
-      <w:proofErr w:type="spellEnd"/>
-      <w:proofErr w:type="gramEnd"/>
-      <w:r>
-        <w:rPr>
-          <w:rFonts w:ascii="Arial" w:hAnsi="Arial" w:cs="Arial"/>
-          <w:sz w:val="22"/>
-          <w:szCs w:val="22"/>
-        </w:rPr>
-        <w:t>();</w:t>
-      </w:r>
-    </w:p>
-    <w:p>
-      <w:pPr>
-        <w:spacing w:line="276" w:lineRule="auto"/>
-        <w:jc w:val="both"/>
-        <w:rPr>
-          <w:rFonts w:ascii="Arial" w:hAnsi="Arial" w:cs="Arial"/>
-          <w:sz w:val="22"/>
-          <w:szCs w:val="22"/>
-        </w:rPr>
-      </w:pPr>
-      <w:r>
-        <w:rPr>
-          <w:rFonts w:ascii="Arial" w:hAnsi="Arial" w:cs="Arial"/>
-          <w:sz w:val="22"/>
-          <w:szCs w:val="22"/>
-        </w:rPr>
-        <w:t xml:space="preserve">  </w:t>
-      </w:r>
-      <w:proofErr w:type="spellStart"/>
-      <w:r>
-        <w:rPr>
-          <w:rFonts w:ascii="Arial" w:hAnsi="Arial" w:cs="Arial"/>
-          <w:sz w:val="22"/>
-          <w:szCs w:val="22"/>
-        </w:rPr>
-        <w:t>float</w:t>
-      </w:r>
-      <w:proofErr w:type="spellEnd"/>
-      <w:r>
-        <w:rPr>
-          <w:rFonts w:ascii="Arial" w:hAnsi="Arial" w:cs="Arial"/>
-          <w:sz w:val="22"/>
-          <w:szCs w:val="22"/>
-        </w:rPr>
-        <w:t xml:space="preserve"> t = </w:t>
-      </w:r>
-      <w:proofErr w:type="spellStart"/>
-      <w:proofErr w:type="gramStart"/>
-      <w:r>
-        <w:rPr>
-          <w:rFonts w:ascii="Arial" w:hAnsi="Arial" w:cs="Arial"/>
-          <w:sz w:val="22"/>
-          <w:szCs w:val="22"/>
-        </w:rPr>
-        <w:t>dht.readTemperature</w:t>
-      </w:r>
-      <w:proofErr w:type="spellEnd"/>
-      <w:proofErr w:type="gramEnd"/>
-      <w:r>
-        <w:rPr>
-          <w:rFonts w:ascii="Arial" w:hAnsi="Arial" w:cs="Arial"/>
-          <w:sz w:val="22"/>
-          <w:szCs w:val="22"/>
-        </w:rPr>
-        <w:t>();</w:t>
-      </w:r>
-    </w:p>
-    <w:p>
-      <w:pPr>
-        <w:spacing w:line="276" w:lineRule="auto"/>
-        <w:jc w:val="both"/>
-        <w:rPr>
-          <w:rFonts w:ascii="Arial" w:hAnsi="Arial" w:cs="Arial"/>
-          <w:sz w:val="22"/>
-          <w:szCs w:val="22"/>
-        </w:rPr>
-      </w:pPr>
-      <w:r>
-        <w:rPr>
-          <w:rFonts w:ascii="Arial" w:hAnsi="Arial" w:cs="Arial"/>
-          <w:sz w:val="22"/>
-          <w:szCs w:val="22"/>
-        </w:rPr>
-        <w:t xml:space="preserve">  </w:t>
-      </w:r>
-      <w:proofErr w:type="spellStart"/>
-      <w:r>
-        <w:rPr>
-          <w:rFonts w:ascii="Arial" w:hAnsi="Arial" w:cs="Arial"/>
-          <w:sz w:val="22"/>
-          <w:szCs w:val="22"/>
-        </w:rPr>
-        <w:t>if</w:t>
-      </w:r>
-      <w:proofErr w:type="spellEnd"/>
-      <w:r>
-        <w:rPr>
-          <w:rFonts w:ascii="Arial" w:hAnsi="Arial" w:cs="Arial"/>
-          <w:sz w:val="22"/>
-          <w:szCs w:val="22"/>
-        </w:rPr>
-        <w:t xml:space="preserve"> (</w:t>
-      </w:r>
-      <w:proofErr w:type="spellStart"/>
-      <w:r>
-        <w:rPr>
-          <w:rFonts w:ascii="Arial" w:hAnsi="Arial" w:cs="Arial"/>
-          <w:sz w:val="22"/>
-          <w:szCs w:val="22"/>
-        </w:rPr>
-        <w:t>isnan</w:t>
-      </w:r>
-      <w:proofErr w:type="spellEnd"/>
-      <w:r>
-        <w:rPr>
-          <w:rFonts w:ascii="Arial" w:hAnsi="Arial" w:cs="Arial"/>
-          <w:sz w:val="22"/>
-          <w:szCs w:val="22"/>
-        </w:rPr>
-        <w:t xml:space="preserve">(h) || </w:t>
-      </w:r>
-      <w:proofErr w:type="spellStart"/>
-      <w:r>
-        <w:rPr>
-          <w:rFonts w:ascii="Arial" w:hAnsi="Arial" w:cs="Arial"/>
-          <w:sz w:val="22"/>
-          <w:szCs w:val="22"/>
-        </w:rPr>
-        <w:t>isnan</w:t>
-      </w:r>
-      <w:proofErr w:type="spellEnd"/>
-      <w:r>
-        <w:rPr>
-          <w:rFonts w:ascii="Arial" w:hAnsi="Arial" w:cs="Arial"/>
-          <w:sz w:val="22"/>
-          <w:szCs w:val="22"/>
-        </w:rPr>
-        <w:t>(t)) {</w:t>
-      </w:r>
-    </w:p>
-    <w:p>
-      <w:pPr>
-        <w:spacing w:line="276" w:lineRule="auto"/>
-        <w:jc w:val="both"/>
-        <w:rPr>
-          <w:rFonts w:ascii="Arial" w:hAnsi="Arial" w:cs="Arial"/>
-          <w:sz w:val="22"/>
-          <w:szCs w:val="22"/>
-        </w:rPr>
-      </w:pPr>
-      <w:r>
-        <w:rPr>
-          <w:rFonts w:ascii="Arial" w:hAnsi="Arial" w:cs="Arial"/>
-          <w:sz w:val="22"/>
-          <w:szCs w:val="22"/>
+          <w:lang w:val="en-US"/>
+        </w:rPr>
+      </w:pPr>
+      <w:r>
+        <w:rPr>
+          <w:rFonts w:ascii="Arial" w:hAnsi="Arial" w:cs="Arial"/>
+          <w:sz w:val="22"/>
+          <w:szCs w:val="22"/>
+          <w:lang w:val="en-US"/>
+        </w:rPr>
+        <w:t>void loop() {</w:t>
+      </w:r>
+    </w:p>
+    <w:p>
+      <w:pPr>
+        <w:spacing w:line="276" w:lineRule="auto"/>
+        <w:jc w:val="both"/>
+        <w:rPr>
+          <w:rFonts w:ascii="Arial" w:hAnsi="Arial" w:cs="Arial"/>
+          <w:sz w:val="22"/>
+          <w:szCs w:val="22"/>
+          <w:lang w:val="en-US"/>
+        </w:rPr>
+      </w:pPr>
+      <w:r>
+        <w:rPr>
+          <w:rFonts w:ascii="Arial" w:hAnsi="Arial" w:cs="Arial"/>
+          <w:sz w:val="22"/>
+          <w:szCs w:val="22"/>
+          <w:lang w:val="en-US"/>
+        </w:rPr>
+        <w:t xml:space="preserve">  delay(2000);</w:t>
+      </w:r>
+    </w:p>
+    <w:p>
+      <w:pPr>
+        <w:spacing w:line="276" w:lineRule="auto"/>
+        <w:jc w:val="both"/>
+        <w:rPr>
+          <w:rFonts w:ascii="Arial" w:hAnsi="Arial" w:cs="Arial"/>
+          <w:sz w:val="22"/>
+          <w:szCs w:val="22"/>
+          <w:lang w:val="en-US"/>
+        </w:rPr>
+      </w:pPr>
+      <w:r>
+        <w:rPr>
+          <w:rFonts w:ascii="Arial" w:hAnsi="Arial" w:cs="Arial"/>
+          <w:sz w:val="22"/>
+          <w:szCs w:val="22"/>
+          <w:lang w:val="en-US"/>
+        </w:rPr>
+        <w:t xml:space="preserve">  float h = dht.readHumidity();</w:t>
+      </w:r>
+    </w:p>
+    <w:p>
+      <w:pPr>
+        <w:spacing w:line="276" w:lineRule="auto"/>
+        <w:jc w:val="both"/>
+        <w:rPr>
+          <w:rFonts w:ascii="Arial" w:hAnsi="Arial" w:cs="Arial"/>
+          <w:sz w:val="22"/>
+          <w:szCs w:val="22"/>
+          <w:lang w:val="en-US"/>
+        </w:rPr>
+      </w:pPr>
+      <w:r>
+        <w:rPr>
+          <w:rFonts w:ascii="Arial" w:hAnsi="Arial" w:cs="Arial"/>
+          <w:sz w:val="22"/>
+          <w:szCs w:val="22"/>
+          <w:lang w:val="en-US"/>
+        </w:rPr>
+        <w:t xml:space="preserve">  float t = dht.readTemperature();</w:t>
+      </w:r>
+    </w:p>
+    <w:p>
+      <w:pPr>
+        <w:spacing w:line="276" w:lineRule="auto"/>
+        <w:jc w:val="both"/>
+        <w:rPr>
+          <w:rFonts w:ascii="Arial" w:hAnsi="Arial" w:cs="Arial"/>
+          <w:sz w:val="22"/>
+          <w:szCs w:val="22"/>
+          <w:lang w:val="en-US"/>
+        </w:rPr>
+      </w:pPr>
+      <w:r>
+        <w:rPr>
+          <w:rFonts w:ascii="Arial" w:hAnsi="Arial" w:cs="Arial"/>
+          <w:sz w:val="22"/>
+          <w:szCs w:val="22"/>
+          <w:lang w:val="en-US"/>
+        </w:rPr>
+        <w:t xml:space="preserve">  if (isnan(h) || isnan(t)) {</w:t>
+      </w:r>
+    </w:p>
+    <w:p>
+      <w:pPr>
+        <w:spacing w:line="276" w:lineRule="auto"/>
+        <w:jc w:val="both"/>
+        <w:rPr>
+          <w:rFonts w:ascii="Arial" w:hAnsi="Arial" w:cs="Arial"/>
+          <w:sz w:val="22"/>
+          <w:szCs w:val="22"/>
+        </w:rPr>
+      </w:pPr>
+      <w:r>
+        <w:rPr>
+          <w:rFonts w:ascii="Arial" w:hAnsi="Arial" w:cs="Arial"/>
+          <w:sz w:val="22"/>
+          <w:szCs w:val="22"/>
+          <w:lang w:val="en-US"/>
         </w:rPr>
         <w:t xml:space="preserve">    </w:t>
       </w:r>
-      <w:proofErr w:type="spellStart"/>
-      <w:r>
-        <w:rPr>
-          <w:rFonts w:ascii="Arial" w:hAnsi="Arial" w:cs="Arial"/>
-          <w:sz w:val="22"/>
-          <w:szCs w:val="22"/>
-        </w:rPr>
-        <w:t>Serial.println</w:t>
-      </w:r>
-      <w:proofErr w:type="spellEnd"/>
-      <w:r>
-        <w:rPr>
-          <w:rFonts w:ascii="Arial" w:hAnsi="Arial" w:cs="Arial"/>
-          <w:sz w:val="22"/>
-          <w:szCs w:val="22"/>
-        </w:rPr>
-        <w:t>("Error al leer el sensor DHT11");</w:t>
-      </w:r>
-    </w:p>
-    <w:p>
-      <w:pPr>
-        <w:spacing w:line="276" w:lineRule="auto"/>
-        <w:jc w:val="both"/>
-        <w:rPr>
-          <w:rFonts w:ascii="Arial" w:hAnsi="Arial" w:cs="Arial"/>
-          <w:sz w:val="22"/>
-          <w:szCs w:val="22"/>
+      <w:r>
+        <w:rPr>
+          <w:rFonts w:ascii="Arial" w:hAnsi="Arial" w:cs="Arial"/>
+          <w:sz w:val="22"/>
+          <w:szCs w:val="22"/>
+        </w:rPr>
+        <w:t>Serial.println("Error al leer el sensor DHT11");</w:t>
+      </w:r>
+    </w:p>
+    <w:p>
+      <w:pPr>
+        <w:spacing w:line="276" w:lineRule="auto"/>
+        <w:jc w:val="both"/>
+        <w:rPr>
+          <w:rFonts w:ascii="Arial" w:hAnsi="Arial" w:cs="Arial"/>
+          <w:sz w:val="22"/>
+          <w:szCs w:val="22"/>
+          <w:lang w:val="en-US"/>
         </w:rPr>
       </w:pPr>
       <w:r>
@@ -2693,40 +1921,33 @@
         </w:rPr>
         <w:t xml:space="preserve">    </w:t>
       </w:r>
-      <w:proofErr w:type="spellStart"/>
-      <w:r>
-        <w:rPr>
-          <w:rFonts w:ascii="Arial" w:hAnsi="Arial" w:cs="Arial"/>
-          <w:sz w:val="22"/>
-          <w:szCs w:val="22"/>
-        </w:rPr>
-        <w:t>return</w:t>
-      </w:r>
-      <w:proofErr w:type="spellEnd"/>
-      <w:r>
-        <w:rPr>
-          <w:rFonts w:ascii="Arial" w:hAnsi="Arial" w:cs="Arial"/>
-          <w:sz w:val="22"/>
-          <w:szCs w:val="22"/>
-        </w:rPr>
-        <w:t>;</w:t>
-      </w:r>
-    </w:p>
-    <w:p>
-      <w:pPr>
-        <w:spacing w:line="276" w:lineRule="auto"/>
-        <w:jc w:val="both"/>
-        <w:rPr>
-          <w:rFonts w:ascii="Arial" w:hAnsi="Arial" w:cs="Arial"/>
-          <w:sz w:val="22"/>
-          <w:szCs w:val="22"/>
-        </w:rPr>
-      </w:pPr>
-      <w:r>
-        <w:rPr>
-          <w:rFonts w:ascii="Arial" w:hAnsi="Arial" w:cs="Arial"/>
-          <w:sz w:val="22"/>
-          <w:szCs w:val="22"/>
+      <w:r>
+        <w:rPr>
+          <w:rFonts w:ascii="Arial" w:hAnsi="Arial" w:cs="Arial"/>
+          <w:sz w:val="22"/>
+          <w:szCs w:val="22"/>
+          <w:lang w:val="en-US"/>
+        </w:rPr>
+        <w:t>return;</w:t>
+      </w:r>
+    </w:p>
+    <w:p>
+      <w:pPr>
+        <w:spacing w:line="276" w:lineRule="auto"/>
+        <w:jc w:val="both"/>
+        <w:rPr>
+          <w:rFonts w:ascii="Arial" w:hAnsi="Arial" w:cs="Arial"/>
+          <w:sz w:val="22"/>
+          <w:szCs w:val="22"/>
+          <w:lang w:val="en-US"/>
+        </w:rPr>
+      </w:pPr>
+      <w:r>
+        <w:rPr>
+          <w:rFonts w:ascii="Arial" w:hAnsi="Arial" w:cs="Arial"/>
+          <w:sz w:val="22"/>
+          <w:szCs w:val="22"/>
+          <w:lang w:val="en-US"/>
         </w:rPr>
         <w:t xml:space="preserve">  }</w:t>
       </w:r>
@@ -2739,219 +1960,123 @@
           <w:rFonts w:ascii="Arial" w:hAnsi="Arial" w:cs="Arial"/>
           <w:sz w:val="22"/>
           <w:szCs w:val="22"/>
-        </w:rPr>
-      </w:pPr>
-      <w:r>
-        <w:rPr>
-          <w:rFonts w:ascii="Arial" w:hAnsi="Arial" w:cs="Arial"/>
-          <w:sz w:val="22"/>
-          <w:szCs w:val="22"/>
-        </w:rPr>
-        <w:t xml:space="preserve">  </w:t>
-      </w:r>
-      <w:proofErr w:type="spellStart"/>
-      <w:r>
-        <w:rPr>
-          <w:rFonts w:ascii="Arial" w:hAnsi="Arial" w:cs="Arial"/>
-          <w:sz w:val="22"/>
-          <w:szCs w:val="22"/>
-        </w:rPr>
-        <w:t>Serial.print</w:t>
-      </w:r>
-      <w:proofErr w:type="spellEnd"/>
-      <w:r>
-        <w:rPr>
-          <w:rFonts w:ascii="Arial" w:hAnsi="Arial" w:cs="Arial"/>
-          <w:sz w:val="22"/>
-          <w:szCs w:val="22"/>
-        </w:rPr>
-        <w:t>("Humedad: ");</w:t>
-      </w:r>
-    </w:p>
-    <w:p>
-      <w:pPr>
-        <w:spacing w:line="276" w:lineRule="auto"/>
-        <w:jc w:val="both"/>
-        <w:rPr>
-          <w:rFonts w:ascii="Arial" w:hAnsi="Arial" w:cs="Arial"/>
-          <w:sz w:val="22"/>
-          <w:szCs w:val="22"/>
-        </w:rPr>
-      </w:pPr>
-      <w:r>
-        <w:rPr>
-          <w:rFonts w:ascii="Arial" w:hAnsi="Arial" w:cs="Arial"/>
-          <w:sz w:val="22"/>
-          <w:szCs w:val="22"/>
-        </w:rPr>
-        <w:t xml:space="preserve">  </w:t>
-      </w:r>
-      <w:proofErr w:type="spellStart"/>
-      <w:r>
-        <w:rPr>
-          <w:rFonts w:ascii="Arial" w:hAnsi="Arial" w:cs="Arial"/>
-          <w:sz w:val="22"/>
-          <w:szCs w:val="22"/>
-        </w:rPr>
-        <w:t>Serial.print</w:t>
-      </w:r>
-      <w:proofErr w:type="spellEnd"/>
-      <w:r>
-        <w:rPr>
-          <w:rFonts w:ascii="Arial" w:hAnsi="Arial" w:cs="Arial"/>
-          <w:sz w:val="22"/>
-          <w:szCs w:val="22"/>
-        </w:rPr>
-        <w:t>(h);</w:t>
-      </w:r>
-    </w:p>
-    <w:p>
-      <w:pPr>
-        <w:spacing w:line="276" w:lineRule="auto"/>
-        <w:jc w:val="both"/>
-        <w:rPr>
-          <w:rFonts w:ascii="Arial" w:hAnsi="Arial" w:cs="Arial"/>
-          <w:sz w:val="22"/>
-          <w:szCs w:val="22"/>
-        </w:rPr>
-      </w:pPr>
-      <w:r>
-        <w:rPr>
-          <w:rFonts w:ascii="Arial" w:hAnsi="Arial" w:cs="Arial"/>
-          <w:sz w:val="22"/>
-          <w:szCs w:val="22"/>
-        </w:rPr>
-        <w:t xml:space="preserve">  </w:t>
-      </w:r>
-      <w:proofErr w:type="spellStart"/>
-      <w:r>
-        <w:rPr>
-          <w:rFonts w:ascii="Arial" w:hAnsi="Arial" w:cs="Arial"/>
-          <w:sz w:val="22"/>
-          <w:szCs w:val="22"/>
-        </w:rPr>
-        <w:t>Serial.print</w:t>
-      </w:r>
-      <w:proofErr w:type="spellEnd"/>
-      <w:r>
-        <w:rPr>
-          <w:rFonts w:ascii="Arial" w:hAnsi="Arial" w:cs="Arial"/>
-          <w:sz w:val="22"/>
-          <w:szCs w:val="22"/>
-        </w:rPr>
-        <w:t>(" % ");</w:t>
-      </w:r>
-    </w:p>
-    <w:p>
-      <w:pPr>
-        <w:spacing w:line="276" w:lineRule="auto"/>
-        <w:jc w:val="both"/>
-        <w:rPr>
-          <w:rFonts w:ascii="Arial" w:hAnsi="Arial" w:cs="Arial"/>
-          <w:sz w:val="22"/>
-          <w:szCs w:val="22"/>
-        </w:rPr>
-      </w:pPr>
-      <w:r>
-        <w:rPr>
-          <w:rFonts w:ascii="Arial" w:hAnsi="Arial" w:cs="Arial"/>
-          <w:sz w:val="22"/>
-          <w:szCs w:val="22"/>
+          <w:lang w:val="en-US"/>
+        </w:rPr>
+      </w:pPr>
+      <w:r>
+        <w:rPr>
+          <w:rFonts w:ascii="Arial" w:hAnsi="Arial" w:cs="Arial"/>
+          <w:sz w:val="22"/>
+          <w:szCs w:val="22"/>
+          <w:lang w:val="en-US"/>
+        </w:rPr>
+        <w:t xml:space="preserve">  Serial.print("Humedad: ");</w:t>
+      </w:r>
+    </w:p>
+    <w:p>
+      <w:pPr>
+        <w:spacing w:line="276" w:lineRule="auto"/>
+        <w:jc w:val="both"/>
+        <w:rPr>
+          <w:rFonts w:ascii="Arial" w:hAnsi="Arial" w:cs="Arial"/>
+          <w:sz w:val="22"/>
+          <w:szCs w:val="22"/>
+          <w:lang w:val="en-US"/>
+        </w:rPr>
+      </w:pPr>
+      <w:r>
+        <w:rPr>
+          <w:rFonts w:ascii="Arial" w:hAnsi="Arial" w:cs="Arial"/>
+          <w:sz w:val="22"/>
+          <w:szCs w:val="22"/>
+          <w:lang w:val="en-US"/>
+        </w:rPr>
+        <w:t xml:space="preserve">  Serial.print(h);</w:t>
+      </w:r>
+    </w:p>
+    <w:p>
+      <w:pPr>
+        <w:spacing w:line="276" w:lineRule="auto"/>
+        <w:jc w:val="both"/>
+        <w:rPr>
+          <w:rFonts w:ascii="Arial" w:hAnsi="Arial" w:cs="Arial"/>
+          <w:sz w:val="22"/>
+          <w:szCs w:val="22"/>
+          <w:lang w:val="en-US"/>
+        </w:rPr>
+      </w:pPr>
+      <w:r>
+        <w:rPr>
+          <w:rFonts w:ascii="Arial" w:hAnsi="Arial" w:cs="Arial"/>
+          <w:sz w:val="22"/>
+          <w:szCs w:val="22"/>
+          <w:lang w:val="en-US"/>
+        </w:rPr>
+        <w:t xml:space="preserve">  Serial.print(" % ");</w:t>
+      </w:r>
+    </w:p>
+    <w:p>
+      <w:pPr>
+        <w:spacing w:line="276" w:lineRule="auto"/>
+        <w:jc w:val="both"/>
+        <w:rPr>
+          <w:rFonts w:ascii="Arial" w:hAnsi="Arial" w:cs="Arial"/>
+          <w:sz w:val="22"/>
+          <w:szCs w:val="22"/>
+          <w:lang w:val="en-US"/>
+        </w:rPr>
+      </w:pPr>
+      <w:r>
+        <w:rPr>
+          <w:rFonts w:ascii="Arial" w:hAnsi="Arial" w:cs="Arial"/>
+          <w:sz w:val="22"/>
+          <w:szCs w:val="22"/>
+          <w:lang w:val="en-US"/>
         </w:rPr>
         <w:lastRenderedPageBreak/>
-        <w:t xml:space="preserve">  </w:t>
-      </w:r>
-      <w:proofErr w:type="spellStart"/>
-      <w:r>
-        <w:rPr>
-          <w:rFonts w:ascii="Arial" w:hAnsi="Arial" w:cs="Arial"/>
-          <w:sz w:val="22"/>
-          <w:szCs w:val="22"/>
-        </w:rPr>
-        <w:t>Serial.print</w:t>
-      </w:r>
-      <w:proofErr w:type="spellEnd"/>
-      <w:r>
-        <w:rPr>
-          <w:rFonts w:ascii="Arial" w:hAnsi="Arial" w:cs="Arial"/>
-          <w:sz w:val="22"/>
-          <w:szCs w:val="22"/>
-        </w:rPr>
-        <w:t>("Temperatura: ");</w:t>
-      </w:r>
-    </w:p>
-    <w:p>
-      <w:pPr>
-        <w:spacing w:line="276" w:lineRule="auto"/>
-        <w:jc w:val="both"/>
-        <w:rPr>
-          <w:rFonts w:ascii="Arial" w:hAnsi="Arial" w:cs="Arial"/>
-          <w:sz w:val="22"/>
-          <w:szCs w:val="22"/>
-        </w:rPr>
-      </w:pPr>
-      <w:r>
-        <w:rPr>
-          <w:rFonts w:ascii="Arial" w:hAnsi="Arial" w:cs="Arial"/>
-          <w:sz w:val="22"/>
-          <w:szCs w:val="22"/>
-        </w:rPr>
-        <w:t xml:space="preserve">  </w:t>
-      </w:r>
-      <w:proofErr w:type="spellStart"/>
-      <w:r>
-        <w:rPr>
-          <w:rFonts w:ascii="Arial" w:hAnsi="Arial" w:cs="Arial"/>
-          <w:sz w:val="22"/>
-          <w:szCs w:val="22"/>
-        </w:rPr>
-        <w:t>Serial.print</w:t>
-      </w:r>
-      <w:proofErr w:type="spellEnd"/>
-      <w:r>
-        <w:rPr>
-          <w:rFonts w:ascii="Arial" w:hAnsi="Arial" w:cs="Arial"/>
-          <w:sz w:val="22"/>
-          <w:szCs w:val="22"/>
-        </w:rPr>
-        <w:t>(t);</w:t>
-      </w:r>
-    </w:p>
-    <w:p>
-      <w:pPr>
-        <w:spacing w:line="276" w:lineRule="auto"/>
-        <w:jc w:val="both"/>
-        <w:rPr>
-          <w:rFonts w:ascii="Arial" w:hAnsi="Arial" w:cs="Arial"/>
-          <w:sz w:val="22"/>
-          <w:szCs w:val="22"/>
-        </w:rPr>
-      </w:pPr>
-      <w:r>
-        <w:rPr>
-          <w:rFonts w:ascii="Arial" w:hAnsi="Arial" w:cs="Arial"/>
-          <w:sz w:val="22"/>
-          <w:szCs w:val="22"/>
-        </w:rPr>
-        <w:t xml:space="preserve">  </w:t>
-      </w:r>
-      <w:proofErr w:type="spellStart"/>
-      <w:r>
-        <w:rPr>
-          <w:rFonts w:ascii="Arial" w:hAnsi="Arial" w:cs="Arial"/>
-          <w:sz w:val="22"/>
-          <w:szCs w:val="22"/>
-        </w:rPr>
-        <w:t>Serial.println</w:t>
-      </w:r>
-      <w:proofErr w:type="spellEnd"/>
-      <w:r>
-        <w:rPr>
-          <w:rFonts w:ascii="Arial" w:hAnsi="Arial" w:cs="Arial"/>
-          <w:sz w:val="22"/>
-          <w:szCs w:val="22"/>
-        </w:rPr>
-        <w:t>(" *C");</w:t>
+        <w:t xml:space="preserve">  Serial.print("Temperatura: ");</w:t>
+      </w:r>
+    </w:p>
+    <w:p>
+      <w:pPr>
+        <w:spacing w:line="276" w:lineRule="auto"/>
+        <w:jc w:val="both"/>
+        <w:rPr>
+          <w:rFonts w:ascii="Arial" w:hAnsi="Arial" w:cs="Arial"/>
+          <w:sz w:val="22"/>
+          <w:szCs w:val="22"/>
+          <w:lang w:val="en-US"/>
+        </w:rPr>
+      </w:pPr>
+      <w:r>
+        <w:rPr>
+          <w:rFonts w:ascii="Arial" w:hAnsi="Arial" w:cs="Arial"/>
+          <w:sz w:val="22"/>
+          <w:szCs w:val="22"/>
+          <w:lang w:val="en-US"/>
+        </w:rPr>
+        <w:t xml:space="preserve">  Serial.print(t);</w:t>
+      </w:r>
+    </w:p>
+    <w:p>
+      <w:pPr>
+        <w:spacing w:line="276" w:lineRule="auto"/>
+        <w:jc w:val="both"/>
+        <w:rPr>
+          <w:rFonts w:ascii="Arial" w:hAnsi="Arial" w:cs="Arial"/>
+          <w:sz w:val="22"/>
+          <w:szCs w:val="22"/>
+          <w:lang w:val="en-US"/>
+        </w:rPr>
+      </w:pPr>
+      <w:r>
+        <w:rPr>
+          <w:rFonts w:ascii="Arial" w:hAnsi="Arial" w:cs="Arial"/>
+          <w:sz w:val="22"/>
+          <w:szCs w:val="22"/>
+          <w:lang w:val="en-US"/>
+        </w:rPr>
+        <w:t xml:space="preserve">  Serial.println(" *C");</w:t>
       </w:r>
     </w:p>
     <w:p>
@@ -3191,7 +2316,7 @@
 </file>
 
 <file path=word/endnotes.xml><?xml version="1.0" encoding="utf-8"?>
-<w:endnotes xmlns:wpc="http://schemas.microsoft.com/office/word/2010/wordprocessingCanvas" xmlns:cx="http://schemas.microsoft.com/office/drawing/2014/chartex" xmlns:cx1="http://schemas.microsoft.com/office/drawing/2015/9/8/chartex" xmlns:cx2="http://schemas.microsoft.com/office/drawing/2015/10/21/chartex" xmlns:cx3="http://schemas.microsoft.com/office/drawing/2016/5/9/chartex" xmlns:cx4="http://schemas.microsoft.com/office/drawing/2016/5/10/chartex" xmlns:cx5="http://schemas.microsoft.com/office/drawing/2016/5/11/chartex" xmlns:cx6="http://schemas.microsoft.com/office/drawing/2016/5/12/chartex" xmlns:cx7="http://schemas.microsoft.com/office/drawing/2016/5/13/chartex" xmlns:cx8="http://schemas.microsoft.com/office/drawing/2016/5/14/chartex" xmlns:mc="http://schemas.openxmlformats.org/markup-compatibility/2006" xmlns:aink="http://schemas.microsoft.com/office/drawing/2016/ink" xmlns:am3d="http://schemas.microsoft.com/office/drawing/2017/model3d" xmlns:o="urn:schemas-microsoft-com:office:office" xmlns:oel="http://schemas.microsoft.com/office/2019/extlst" xmlns:r="http://schemas.openxmlformats.org/officeDocument/2006/relationships" xmlns:m="http://schemas.openxmlformats.org/officeDocument/2006/math" xmlns:v="urn:schemas-microsoft-com:vml" xmlns:wp14="http://schemas.microsoft.com/office/word/2010/wordprocessingDrawing" xmlns:wp="http://schemas.openxmlformats.org/drawingml/2006/wordprocessingDrawing" xmlns:w10="urn:schemas-microsoft-com:office:word" xmlns:w="http://schemas.openxmlformats.org/wordprocessingml/2006/main" xmlns:w14="http://schemas.microsoft.com/office/word/2010/wordml" xmlns:w15="http://schemas.microsoft.com/office/word/2012/wordml" xmlns:w16cex="http://schemas.microsoft.com/office/word/2018/wordml/cex" xmlns:w16cid="http://schemas.microsoft.com/office/word/2016/wordml/cid" xmlns:w16="http://schemas.microsoft.com/office/word/2018/wordml" xmlns:w16sdtdh="http://schemas.microsoft.com/office/word/2020/wordml/sdtdatahash" xmlns:w16se="http://schemas.microsoft.com/office/word/2015/wordml/symex" xmlns:wpg="http://schemas.microsoft.com/office/word/2010/wordprocessingGroup" xmlns:wpi="http://schemas.microsoft.com/office/word/2010/wordprocessingInk" xmlns:wne="http://schemas.microsoft.com/office/word/2006/wordml" xmlns:wps="http://schemas.microsoft.com/office/word/2010/wordprocessingShape" mc:Ignorable="w14 w15 w16se w16cid w16 w16cex w16sdtdh wp14">
+<w:endnotes xmlns:wpc="http://schemas.microsoft.com/office/word/2010/wordprocessingCanvas" xmlns:cx="http://schemas.microsoft.com/office/drawing/2014/chartex" xmlns:cx1="http://schemas.microsoft.com/office/drawing/2015/9/8/chartex" xmlns:cx2="http://schemas.microsoft.com/office/drawing/2015/10/21/chartex" xmlns:cx3="http://schemas.microsoft.com/office/drawing/2016/5/9/chartex" xmlns:cx4="http://schemas.microsoft.com/office/drawing/2016/5/10/chartex" xmlns:cx5="http://schemas.microsoft.com/office/drawing/2016/5/11/chartex" xmlns:cx6="http://schemas.microsoft.com/office/drawing/2016/5/12/chartex" xmlns:cx7="http://schemas.microsoft.com/office/drawing/2016/5/13/chartex" xmlns:cx8="http://schemas.microsoft.com/office/drawing/2016/5/14/chartex" xmlns:mc="http://schemas.openxmlformats.org/markup-compatibility/2006" xmlns:aink="http://schemas.microsoft.com/office/drawing/2016/ink" xmlns:am3d="http://schemas.microsoft.com/office/drawing/2017/model3d" xmlns:o="urn:schemas-microsoft-com:office:office" xmlns:oel="http://schemas.microsoft.com/office/2019/extlst" xmlns:r="http://schemas.openxmlformats.org/officeDocument/2006/relationships" xmlns:m="http://schemas.openxmlformats.org/officeDocument/2006/math" xmlns:v="urn:schemas-microsoft-com:vml" xmlns:wp14="http://schemas.microsoft.com/office/word/2010/wordprocessingDrawing" xmlns:wp="http://schemas.openxmlformats.org/drawingml/2006/wordprocessingDrawing" xmlns:w10="urn:schemas-microsoft-com:office:word" xmlns:w="http://schemas.openxmlformats.org/wordprocessingml/2006/main" xmlns:w14="http://schemas.microsoft.com/office/word/2010/wordml" xmlns:w15="http://schemas.microsoft.com/office/word/2012/wordml" xmlns:w16cex="http://schemas.microsoft.com/office/word/2018/wordml/cex" xmlns:w16cid="http://schemas.microsoft.com/office/word/2016/wordml/cid" xmlns:w16="http://schemas.microsoft.com/office/word/2018/wordml" xmlns:w16du="http://schemas.microsoft.com/office/word/2023/wordml/word16du" xmlns:w16sdtdh="http://schemas.microsoft.com/office/word/2020/wordml/sdtdatahash" xmlns:w16sdtfl="http://schemas.microsoft.com/office/word/2024/wordml/sdtformatlock" xmlns:w16se="http://schemas.microsoft.com/office/word/2015/wordml/symex" xmlns:wpg="http://schemas.microsoft.com/office/word/2010/wordprocessingGroup" xmlns:wpi="http://schemas.microsoft.com/office/word/2010/wordprocessingInk" xmlns:wne="http://schemas.microsoft.com/office/word/2006/wordml" xmlns:wps="http://schemas.microsoft.com/office/word/2010/wordprocessingShape" mc:Ignorable="w14 w15 w16se w16cid w16 w16cex w16sdtdh w16sdtfl w16du wp14">
   <w:endnote w:type="separator" w:id="-1">
     <w:p>
       <w:pPr>
@@ -3216,7 +2341,7 @@
 </file>
 
 <file path=word/footnotes.xml><?xml version="1.0" encoding="utf-8"?>
-<w:footnotes xmlns:wpc="http://schemas.microsoft.com/office/word/2010/wordprocessingCanvas" xmlns:cx="http://schemas.microsoft.com/office/drawing/2014/chartex" xmlns:cx1="http://schemas.microsoft.com/office/drawing/2015/9/8/chartex" xmlns:cx2="http://schemas.microsoft.com/office/drawing/2015/10/21/chartex" xmlns:cx3="http://schemas.microsoft.com/office/drawing/2016/5/9/chartex" xmlns:cx4="http://schemas.microsoft.com/office/drawing/2016/5/10/chartex" xmlns:cx5="http://schemas.microsoft.com/office/drawing/2016/5/11/chartex" xmlns:cx6="http://schemas.microsoft.com/office/drawing/2016/5/12/chartex" xmlns:cx7="http://schemas.microsoft.com/office/drawing/2016/5/13/chartex" xmlns:cx8="http://schemas.microsoft.com/office/drawing/2016/5/14/chartex" xmlns:mc="http://schemas.openxmlformats.org/markup-compatibility/2006" xmlns:aink="http://schemas.microsoft.com/office/drawing/2016/ink" xmlns:am3d="http://schemas.microsoft.com/office/drawing/2017/model3d" xmlns:o="urn:schemas-microsoft-com:office:office" xmlns:oel="http://schemas.microsoft.com/office/2019/extlst" xmlns:r="http://schemas.openxmlformats.org/officeDocument/2006/relationships" xmlns:m="http://schemas.openxmlformats.org/officeDocument/2006/math" xmlns:v="urn:schemas-microsoft-com:vml" xmlns:wp14="http://schemas.microsoft.com/office/word/2010/wordprocessingDrawing" xmlns:wp="http://schemas.openxmlformats.org/drawingml/2006/wordprocessingDrawing" xmlns:w10="urn:schemas-microsoft-com:office:word" xmlns:w="http://schemas.openxmlformats.org/wordprocessingml/2006/main" xmlns:w14="http://schemas.microsoft.com/office/word/2010/wordml" xmlns:w15="http://schemas.microsoft.com/office/word/2012/wordml" xmlns:w16cex="http://schemas.microsoft.com/office/word/2018/wordml/cex" xmlns:w16cid="http://schemas.microsoft.com/office/word/2016/wordml/cid" xmlns:w16="http://schemas.microsoft.com/office/word/2018/wordml" xmlns:w16sdtdh="http://schemas.microsoft.com/office/word/2020/wordml/sdtdatahash" xmlns:w16se="http://schemas.microsoft.com/office/word/2015/wordml/symex" xmlns:wpg="http://schemas.microsoft.com/office/word/2010/wordprocessingGroup" xmlns:wpi="http://schemas.microsoft.com/office/word/2010/wordprocessingInk" xmlns:wne="http://schemas.microsoft.com/office/word/2006/wordml" xmlns:wps="http://schemas.microsoft.com/office/word/2010/wordprocessingShape" mc:Ignorable="w14 w15 w16se w16cid w16 w16cex w16sdtdh wp14">
+<w:footnotes xmlns:wpc="http://schemas.microsoft.com/office/word/2010/wordprocessingCanvas" xmlns:cx="http://schemas.microsoft.com/office/drawing/2014/chartex" xmlns:cx1="http://schemas.microsoft.com/office/drawing/2015/9/8/chartex" xmlns:cx2="http://schemas.microsoft.com/office/drawing/2015/10/21/chartex" xmlns:cx3="http://schemas.microsoft.com/office/drawing/2016/5/9/chartex" xmlns:cx4="http://schemas.microsoft.com/office/drawing/2016/5/10/chartex" xmlns:cx5="http://schemas.microsoft.com/office/drawing/2016/5/11/chartex" xmlns:cx6="http://schemas.microsoft.com/office/drawing/2016/5/12/chartex" xmlns:cx7="http://schemas.microsoft.com/office/drawing/2016/5/13/chartex" xmlns:cx8="http://schemas.microsoft.com/office/drawing/2016/5/14/chartex" xmlns:mc="http://schemas.openxmlformats.org/markup-compatibility/2006" xmlns:aink="http://schemas.microsoft.com/office/drawing/2016/ink" xmlns:am3d="http://schemas.microsoft.com/office/drawing/2017/model3d" xmlns:o="urn:schemas-microsoft-com:office:office" xmlns:oel="http://schemas.microsoft.com/office/2019/extlst" xmlns:r="http://schemas.openxmlformats.org/officeDocument/2006/relationships" xmlns:m="http://schemas.openxmlformats.org/officeDocument/2006/math" xmlns:v="urn:schemas-microsoft-com:vml" xmlns:wp14="http://schemas.microsoft.com/office/word/2010/wordprocessingDrawing" xmlns:wp="http://schemas.openxmlformats.org/drawingml/2006/wordprocessingDrawing" xmlns:w10="urn:schemas-microsoft-com:office:word" xmlns:w="http://schemas.openxmlformats.org/wordprocessingml/2006/main" xmlns:w14="http://schemas.microsoft.com/office/word/2010/wordml" xmlns:w15="http://schemas.microsoft.com/office/word/2012/wordml" xmlns:w16cex="http://schemas.microsoft.com/office/word/2018/wordml/cex" xmlns:w16cid="http://schemas.microsoft.com/office/word/2016/wordml/cid" xmlns:w16="http://schemas.microsoft.com/office/word/2018/wordml" xmlns:w16du="http://schemas.microsoft.com/office/word/2023/wordml/word16du" xmlns:w16sdtdh="http://schemas.microsoft.com/office/word/2020/wordml/sdtdatahash" xmlns:w16sdtfl="http://schemas.microsoft.com/office/word/2024/wordml/sdtformatlock" xmlns:w16se="http://schemas.microsoft.com/office/word/2015/wordml/symex" xmlns:wpg="http://schemas.microsoft.com/office/word/2010/wordprocessingGroup" xmlns:wpi="http://schemas.microsoft.com/office/word/2010/wordprocessingInk" xmlns:wne="http://schemas.microsoft.com/office/word/2006/wordml" xmlns:wps="http://schemas.microsoft.com/office/word/2010/wordprocessingShape" mc:Ignorable="w14 w15 w16se w16cid w16 w16cex w16sdtdh w16sdtfl w16du wp14">
   <w:footnote w:type="separator" w:id="-1">
     <w:p>
       <w:pPr>
@@ -3241,7 +2366,7 @@
 </file>
 
 <file path=word/numbering.xml><?xml version="1.0" encoding="utf-8"?>
-<w:numbering xmlns:wpc="http://schemas.microsoft.com/office/word/2010/wordprocessingCanvas" xmlns:cx="http://schemas.microsoft.com/office/drawing/2014/chartex" xmlns:cx1="http://schemas.microsoft.com/office/drawing/2015/9/8/chartex" xmlns:cx2="http://schemas.microsoft.com/office/drawing/2015/10/21/chartex" xmlns:cx3="http://schemas.microsoft.com/office/drawing/2016/5/9/chartex" xmlns:cx4="http://schemas.microsoft.com/office/drawing/2016/5/10/chartex" xmlns:cx5="http://schemas.microsoft.com/office/drawing/2016/5/11/chartex" xmlns:cx6="http://schemas.microsoft.com/office/drawing/2016/5/12/chartex" xmlns:cx7="http://schemas.microsoft.com/office/drawing/2016/5/13/chartex" xmlns:cx8="http://schemas.microsoft.com/office/drawing/2016/5/14/chartex" xmlns:mc="http://schemas.openxmlformats.org/markup-compatibility/2006" xmlns:aink="http://schemas.microsoft.com/office/drawing/2016/ink" xmlns:am3d="http://schemas.microsoft.com/office/drawing/2017/model3d" xmlns:o="urn:schemas-microsoft-com:office:office" xmlns:oel="http://schemas.microsoft.com/office/2019/extlst" xmlns:r="http://schemas.openxmlformats.org/officeDocument/2006/relationships" xmlns:m="http://schemas.openxmlformats.org/officeDocument/2006/math" xmlns:v="urn:schemas-microsoft-com:vml" xmlns:wp14="http://schemas.microsoft.com/office/word/2010/wordprocessingDrawing" xmlns:wp="http://schemas.openxmlformats.org/drawingml/2006/wordprocessingDrawing" xmlns:w10="urn:schemas-microsoft-com:office:word" xmlns:w="http://schemas.openxmlformats.org/wordprocessingml/2006/main" xmlns:w14="http://schemas.microsoft.com/office/word/2010/wordml" xmlns:w15="http://schemas.microsoft.com/office/word/2012/wordml" xmlns:w16cex="http://schemas.microsoft.com/office/word/2018/wordml/cex" xmlns:w16cid="http://schemas.microsoft.com/office/word/2016/wordml/cid" xmlns:w16="http://schemas.microsoft.com/office/word/2018/wordml" xmlns:w16sdtdh="http://schemas.microsoft.com/office/word/2020/wordml/sdtdatahash" xmlns:w16se="http://schemas.microsoft.com/office/word/2015/wordml/symex" xmlns:wpg="http://schemas.microsoft.com/office/word/2010/wordprocessingGroup" xmlns:wpi="http://schemas.microsoft.com/office/word/2010/wordprocessingInk" xmlns:wne="http://schemas.microsoft.com/office/word/2006/wordml" xmlns:wps="http://schemas.microsoft.com/office/word/2010/wordprocessingShape" mc:Ignorable="w14 w15 w16se w16cid w16 w16cex w16sdtdh wp14">
+<w:numbering xmlns:wpc="http://schemas.microsoft.com/office/word/2010/wordprocessingCanvas" xmlns:cx="http://schemas.microsoft.com/office/drawing/2014/chartex" xmlns:cx1="http://schemas.microsoft.com/office/drawing/2015/9/8/chartex" xmlns:cx2="http://schemas.microsoft.com/office/drawing/2015/10/21/chartex" xmlns:cx3="http://schemas.microsoft.com/office/drawing/2016/5/9/chartex" xmlns:cx4="http://schemas.microsoft.com/office/drawing/2016/5/10/chartex" xmlns:cx5="http://schemas.microsoft.com/office/drawing/2016/5/11/chartex" xmlns:cx6="http://schemas.microsoft.com/office/drawing/2016/5/12/chartex" xmlns:cx7="http://schemas.microsoft.com/office/drawing/2016/5/13/chartex" xmlns:cx8="http://schemas.microsoft.com/office/drawing/2016/5/14/chartex" xmlns:mc="http://schemas.openxmlformats.org/markup-compatibility/2006" xmlns:aink="http://schemas.microsoft.com/office/drawing/2016/ink" xmlns:am3d="http://schemas.microsoft.com/office/drawing/2017/model3d" xmlns:o="urn:schemas-microsoft-com:office:office" xmlns:oel="http://schemas.microsoft.com/office/2019/extlst" xmlns:r="http://schemas.openxmlformats.org/officeDocument/2006/relationships" xmlns:m="http://schemas.openxmlformats.org/officeDocument/2006/math" xmlns:v="urn:schemas-microsoft-com:vml" xmlns:wp14="http://schemas.microsoft.com/office/word/2010/wordprocessingDrawing" xmlns:wp="http://schemas.openxmlformats.org/drawingml/2006/wordprocessingDrawing" xmlns:w10="urn:schemas-microsoft-com:office:word" xmlns:w="http://schemas.openxmlformats.org/wordprocessingml/2006/main" xmlns:w14="http://schemas.microsoft.com/office/word/2010/wordml" xmlns:w15="http://schemas.microsoft.com/office/word/2012/wordml" xmlns:w16cex="http://schemas.microsoft.com/office/word/2018/wordml/cex" xmlns:w16cid="http://schemas.microsoft.com/office/word/2016/wordml/cid" xmlns:w16="http://schemas.microsoft.com/office/word/2018/wordml" xmlns:w16du="http://schemas.microsoft.com/office/word/2023/wordml/word16du" xmlns:w16sdtdh="http://schemas.microsoft.com/office/word/2020/wordml/sdtdatahash" xmlns:w16sdtfl="http://schemas.microsoft.com/office/word/2024/wordml/sdtformatlock" xmlns:w16se="http://schemas.microsoft.com/office/word/2015/wordml/symex" xmlns:wpg="http://schemas.microsoft.com/office/word/2010/wordprocessingGroup" xmlns:wpi="http://schemas.microsoft.com/office/word/2010/wordprocessingInk" xmlns:wne="http://schemas.microsoft.com/office/word/2006/wordml" xmlns:wps="http://schemas.microsoft.com/office/word/2010/wordprocessingShape" mc:Ignorable="w14 w15 w16se w16cid w16 w16cex w16sdtdh w16sdtfl w16du wp14">
   <w:abstractNum w:abstractNumId="0" w15:restartNumberingAfterBreak="0">
     <w:nsid w:val="18762A0C"/>
     <w:multiLevelType w:val="multilevel"/>
@@ -3686,7 +2811,7 @@
 </file>
 
 <file path=word/styles.xml><?xml version="1.0" encoding="utf-8"?>
-<w:styles xmlns:mc="http://schemas.openxmlformats.org/markup-compatibility/2006" xmlns:r="http://schemas.openxmlformats.org/officeDocument/2006/relationships" xmlns:w="http://schemas.openxmlformats.org/wordprocessingml/2006/main" xmlns:w14="http://schemas.microsoft.com/office/word/2010/wordml" xmlns:w15="http://schemas.microsoft.com/office/word/2012/wordml" xmlns:w16cex="http://schemas.microsoft.com/office/word/2018/wordml/cex" xmlns:w16cid="http://schemas.microsoft.com/office/word/2016/wordml/cid" xmlns:w16="http://schemas.microsoft.com/office/word/2018/wordml" xmlns:w16sdtdh="http://schemas.microsoft.com/office/word/2020/wordml/sdtdatahash" xmlns:w16se="http://schemas.microsoft.com/office/word/2015/wordml/symex" mc:Ignorable="w14 w15 w16se w16cid w16 w16cex w16sdtdh">
+<w:styles xmlns:mc="http://schemas.openxmlformats.org/markup-compatibility/2006" xmlns:r="http://schemas.openxmlformats.org/officeDocument/2006/relationships" xmlns:w="http://schemas.openxmlformats.org/wordprocessingml/2006/main" xmlns:w14="http://schemas.microsoft.com/office/word/2010/wordml" xmlns:w15="http://schemas.microsoft.com/office/word/2012/wordml" xmlns:w16cex="http://schemas.microsoft.com/office/word/2018/wordml/cex" xmlns:w16cid="http://schemas.microsoft.com/office/word/2016/wordml/cid" xmlns:w16="http://schemas.microsoft.com/office/word/2018/wordml" xmlns:w16du="http://schemas.microsoft.com/office/word/2023/wordml/word16du" xmlns:w16sdtdh="http://schemas.microsoft.com/office/word/2020/wordml/sdtdatahash" xmlns:w16sdtfl="http://schemas.microsoft.com/office/word/2024/wordml/sdtformatlock" xmlns:w16se="http://schemas.microsoft.com/office/word/2015/wordml/symex" mc:Ignorable="w14 w15 w16se w16cid w16 w16cex w16sdtdh w16sdtfl w16du">
   <w:docDefaults>
     <w:rPrDefault>
       <w:rPr>
@@ -4288,6 +3413,7 @@
   <w:style w:type="character" w:default="1" w:styleId="Fuentedeprrafopredeter">
     <w:name w:val="Default Paragraph Font"/>
     <w:uiPriority w:val="1"/>
+    <w:semiHidden/>
     <w:unhideWhenUsed/>
   </w:style>
   <w:style w:type="table" w:default="1" w:styleId="Tablanormal">
